--- a/AI Distributed Computing.docx
+++ b/AI Distributed Computing.docx
@@ -1,12 +1,12 @@
 
 <file path=word/document.xml><?xml version="1.0" encoding="utf-8"?>
-<w:document xmlns:wpc="http://schemas.microsoft.com/office/word/2010/wordprocessingCanvas" xmlns:cx="http://schemas.microsoft.com/office/drawing/2014/chartex" xmlns:cx1="http://schemas.microsoft.com/office/drawing/2015/9/8/chartex" xmlns:cx2="http://schemas.microsoft.com/office/drawing/2015/10/21/chartex" xmlns:cx3="http://schemas.microsoft.com/office/drawing/2016/5/9/chartex" xmlns:cx4="http://schemas.microsoft.com/office/drawing/2016/5/10/chartex" xmlns:cx5="http://schemas.microsoft.com/office/drawing/2016/5/11/chartex" xmlns:cx6="http://schemas.microsoft.com/office/drawing/2016/5/12/chartex" xmlns:cx7="http://schemas.microsoft.com/office/drawing/2016/5/13/chartex" xmlns:cx8="http://schemas.microsoft.com/office/drawing/2016/5/14/chartex" xmlns:mc="http://schemas.openxmlformats.org/markup-compatibility/2006" xmlns:aink="http://schemas.microsoft.com/office/drawing/2016/ink" xmlns:am3d="http://schemas.microsoft.com/office/drawing/2017/model3d" xmlns:o="urn:schemas-microsoft-com:office:office" xmlns:oel="http://schemas.microsoft.com/office/2019/extlst" xmlns:r="http://schemas.openxmlformats.org/officeDocument/2006/relationships" xmlns:m="http://schemas.openxmlformats.org/officeDocument/2006/math" xmlns:v="urn:schemas-microsoft-com:vml" xmlns:wp14="http://schemas.microsoft.com/office/word/2010/wordprocessingDrawing" xmlns:wp="http://schemas.openxmlformats.org/drawingml/2006/wordprocessingDrawing" xmlns:w10="urn:schemas-microsoft-com:office:word" xmlns:w="http://schemas.openxmlformats.org/wordprocessingml/2006/main" xmlns:w14="http://schemas.microsoft.com/office/word/2010/wordml" xmlns:w15="http://schemas.microsoft.com/office/word/2012/wordml" xmlns:w16cex="http://schemas.microsoft.com/office/word/2018/wordml/cex" xmlns:w16cid="http://schemas.microsoft.com/office/word/2016/wordml/cid" xmlns:w16="http://schemas.microsoft.com/office/word/2018/wordml" xmlns:w16du="http://schemas.microsoft.com/office/word/2023/wordml/word16du" xmlns:w16sdtdh="http://schemas.microsoft.com/office/word/2020/wordml/sdtdatahash" xmlns:w16sdtfl="http://schemas.microsoft.com/office/word/2024/wordml/sdtformatlock" xmlns:w16se="http://schemas.microsoft.com/office/word/2015/wordml/symex" xmlns:wpg="http://schemas.microsoft.com/office/word/2010/wordprocessingGroup" xmlns:wpi="http://schemas.microsoft.com/office/word/2010/wordprocessingInk" xmlns:wne="http://schemas.microsoft.com/office/word/2006/wordml" xmlns:wps="http://schemas.microsoft.com/office/word/2010/wordprocessingShape" mc:Ignorable="w14 w15 w16se w16cid w16 w16cex w16sdtdh w16sdtfl w16du wp14">
+<w:document xmlns:wpc="http://schemas.microsoft.com/office/word/2010/wordprocessingCanvas" xmlns:cx="http://schemas.microsoft.com/office/drawing/2014/chartex" xmlns:cx1="http://schemas.microsoft.com/office/drawing/2015/9/8/chartex" xmlns:cx2="http://schemas.microsoft.com/office/drawing/2015/10/21/chartex" xmlns:cx3="http://schemas.microsoft.com/office/drawing/2016/5/9/chartex" xmlns:cx4="http://schemas.microsoft.com/office/drawing/2016/5/10/chartex" xmlns:cx5="http://schemas.microsoft.com/office/drawing/2016/5/11/chartex" xmlns:cx6="http://schemas.microsoft.com/office/drawing/2016/5/12/chartex" xmlns:cx7="http://schemas.microsoft.com/office/drawing/2016/5/13/chartex" xmlns:cx8="http://schemas.microsoft.com/office/drawing/2016/5/14/chartex" xmlns:mc="http://schemas.openxmlformats.org/markup-compatibility/2006" xmlns:aink="http://schemas.microsoft.com/office/drawing/2016/ink" xmlns:am3d="http://schemas.microsoft.com/office/drawing/2017/model3d" xmlns:o="urn:schemas-microsoft-com:office:office" xmlns:oel="http://schemas.microsoft.com/office/2019/extlst" xmlns:r="http://schemas.openxmlformats.org/officeDocument/2006/relationships" xmlns:m="http://schemas.openxmlformats.org/officeDocument/2006/math" xmlns:v="urn:schemas-microsoft-com:vml" xmlns:wp14="http://schemas.microsoft.com/office/word/2010/wordprocessingDrawing" xmlns:wp="http://schemas.openxmlformats.org/drawingml/2006/wordprocessingDrawing" xmlns:w10="urn:schemas-microsoft-com:office:word" xmlns:w="http://schemas.openxmlformats.org/wordprocessingml/2006/main" xmlns:w14="http://schemas.microsoft.com/office/word/2010/wordml" xmlns:w15="http://schemas.microsoft.com/office/word/2012/wordml" xmlns:w16cex="http://schemas.microsoft.com/office/word/2018/wordml/cex" xmlns:w16cid="http://schemas.microsoft.com/office/word/2016/wordml/cid" xmlns:w16="http://schemas.microsoft.com/office/word/2018/wordml" xmlns:w16du="http://schemas.microsoft.com/office/word/2023/wordml/word16du" xmlns:w16sdtdh="http://schemas.microsoft.com/office/word/2020/wordml/sdtdatahash" xmlns:w16sdtfl="http://schemas.microsoft.com/office/word/2024/wordml/sdtformatlock" xmlns:w16se="http://schemas.microsoft.com/office/word/2015/wordml/symex" xmlns:wpg="http://schemas.microsoft.com/office/word/2010/wordprocessingGroup" xmlns:wpi="http://schemas.microsoft.com/office/word/2010/wordprocessingInk" xmlns:wne="http://schemas.microsoft.com/office/word/2006/wordml" xmlns:wps="http://schemas.microsoft.com/office/word/2010/wordprocessingShape" xmlns:a="http://schemas.openxmlformats.org/drawingml/2006/main" xmlns:dgm="http://schemas.openxmlformats.org/drawingml/2006/diagram" mc:Ignorable="w14 wp14 ">
   <w:body>
     <w:p>
       <w:pPr>
         <w:jc w:val="center"/>
         <w:rPr>
-          <w:rFonts w:ascii="Arial" w:hAnsi="Arial" w:cs="Arial"/>
+          <w:rFonts w:ascii="Arial" w:cs="Arial" w:hAnsi="Arial"/>
           <w:b/>
           <w:bCs/>
           <w:sz w:val="52"/>
@@ -15,7 +15,7 @@
       </w:pPr>
       <w:r>
         <w:rPr>
-          <w:rFonts w:ascii="Arial" w:hAnsi="Arial" w:cs="Arial"/>
+          <w:rFonts w:ascii="Arial" w:cs="Arial" w:hAnsi="Arial"/>
           <w:b/>
           <w:bCs/>
           <w:sz w:val="52"/>
@@ -27,7 +27,7 @@
     <w:p>
       <w:pPr>
         <w:rPr>
-          <w:rFonts w:ascii="Arial" w:hAnsi="Arial" w:cs="Arial"/>
+          <w:rFonts w:ascii="Arial" w:cs="Arial" w:hAnsi="Arial"/>
           <w:b/>
           <w:bCs/>
           <w:i/>
@@ -37,7 +37,7 @@
       </w:pPr>
       <w:r>
         <w:rPr>
-          <w:rFonts w:ascii="Arial" w:hAnsi="Arial" w:cs="Arial"/>
+          <w:rFonts w:ascii="Arial" w:cs="Arial" w:hAnsi="Arial"/>
           <w:b/>
           <w:bCs/>
           <w:i/>
@@ -51,59 +51,57 @@
       <w:pPr>
         <w:jc w:val="both"/>
         <w:rPr>
-          <w:rFonts w:ascii="Arial" w:hAnsi="Arial" w:cs="Arial"/>
-          <w:szCs w:val="24"/>
-        </w:rPr>
-      </w:pPr>
-      <w:r>
-        <w:rPr>
-          <w:rFonts w:ascii="Arial" w:hAnsi="Arial" w:cs="Arial"/>
+          <w:rFonts w:ascii="Arial" w:cs="Arial" w:hAnsi="Arial"/>
+          <w:szCs w:val="24"/>
+        </w:rPr>
+      </w:pPr>
+      <w:r>
+        <w:rPr>
+          <w:rFonts w:ascii="Arial" w:cs="Arial" w:hAnsi="Arial"/>
           <w:szCs w:val="24"/>
         </w:rPr>
         <w:t>We all know what distributed computing is. But seldom hears AI distributed computing. The term distributed computing means to dispatch simple programs to different servers to execute and run. The beauty of this technology is to off load the extensive computing resources to several servers to handle. Is AI suitable for distributed computing. Seems Yes! AI neural network traditionally is designed as layers of nodes; each layer of nodes acts as an input to another layer. You can design one layer to execute on one server and then pass the whole bunch of output to another server to execute.</w:t>
       </w:r>
       <w:r>
         <w:rPr>
-          <w:rFonts w:ascii="Arial" w:hAnsi="Arial" w:cs="Arial"/>
-          <w:szCs w:val="24"/>
-        </w:rPr>
-        <w:t xml:space="preserve"> You can even pass the one-layer results from one datacentre’s server to another datacentre’s server.</w:t>
-      </w:r>
-      <w:r>
-        <w:rPr>
-          <w:rFonts w:ascii="Arial" w:hAnsi="Arial" w:cs="Arial"/>
+          <w:rFonts w:ascii="Arial" w:cs="Arial" w:hAnsi="Arial"/>
+          <w:szCs w:val="24"/>
+        </w:rPr>
+        <w:t xml:space="preserve"> You can even pass the one-layer results from one datacenter’s server to another datacenter’s server.</w:t>
+      </w:r>
+      <w:r>
+        <w:rPr>
+          <w:rFonts w:ascii="Arial" w:cs="Arial" w:hAnsi="Arial"/>
           <w:szCs w:val="24"/>
         </w:rPr>
         <w:t xml:space="preserve"> But one thing is you </w:t>
       </w:r>
       <w:r>
         <w:rPr>
-          <w:rFonts w:ascii="Arial" w:hAnsi="Arial" w:cs="Arial"/>
+          <w:rFonts w:ascii="Arial" w:cs="Arial" w:hAnsi="Arial"/>
           <w:szCs w:val="24"/>
         </w:rPr>
         <w:t>need</w:t>
       </w:r>
       <w:r>
         <w:rPr>
-          <w:rFonts w:ascii="Arial" w:hAnsi="Arial" w:cs="Arial"/>
-          <w:szCs w:val="24"/>
-        </w:rPr>
-        <w:t xml:space="preserve"> to wait for the result, we programmers when wait for unknow return time transactions use </w:t>
-      </w:r>
-      <w:proofErr w:type="spellStart"/>
-      <w:r>
-        <w:rPr>
-          <w:rFonts w:ascii="Arial" w:hAnsi="Arial" w:cs="Arial"/>
+          <w:rFonts w:ascii="Arial" w:cs="Arial" w:hAnsi="Arial"/>
+          <w:szCs w:val="24"/>
+        </w:rPr>
+        <w:t xml:space="preserve"> to wait for the result, we programmers when wait for unknown return time transactions use </w:t>
+      </w:r>
+      <w:r>
+        <w:rPr>
+          <w:rFonts w:ascii="Arial" w:cs="Arial" w:hAnsi="Arial"/>
           <w:b/>
           <w:bCs/>
           <w:szCs w:val="24"/>
         </w:rPr>
         <w:t>Asyn</w:t>
       </w:r>
-      <w:proofErr w:type="spellEnd"/>
-      <w:r>
-        <w:rPr>
-          <w:rFonts w:ascii="Arial" w:hAnsi="Arial" w:cs="Arial"/>
+      <w:r>
+        <w:rPr>
+          <w:rFonts w:ascii="Arial" w:cs="Arial" w:hAnsi="Arial"/>
           <w:b/>
           <w:bCs/>
           <w:szCs w:val="24"/>
@@ -112,14 +110,14 @@
       </w:r>
       <w:r>
         <w:rPr>
-          <w:rFonts w:ascii="Arial" w:hAnsi="Arial" w:cs="Arial"/>
+          <w:rFonts w:ascii="Arial" w:cs="Arial" w:hAnsi="Arial"/>
           <w:szCs w:val="24"/>
         </w:rPr>
         <w:t xml:space="preserve"> or </w:t>
       </w:r>
       <w:r>
         <w:rPr>
-          <w:rFonts w:ascii="Arial" w:hAnsi="Arial" w:cs="Arial"/>
+          <w:rFonts w:ascii="Arial" w:cs="Arial" w:hAnsi="Arial"/>
           <w:b/>
           <w:bCs/>
           <w:szCs w:val="24"/>
@@ -128,98 +126,98 @@
       </w:r>
       <w:r>
         <w:rPr>
-          <w:rFonts w:ascii="Arial" w:hAnsi="Arial" w:cs="Arial"/>
+          <w:rFonts w:ascii="Arial" w:cs="Arial" w:hAnsi="Arial"/>
           <w:szCs w:val="24"/>
         </w:rPr>
         <w:t>. Difficult tasks usually</w:t>
       </w:r>
       <w:r>
         <w:rPr>
-          <w:rFonts w:ascii="Arial" w:hAnsi="Arial" w:cs="Arial"/>
+          <w:rFonts w:ascii="Arial" w:cs="Arial" w:hAnsi="Arial"/>
           <w:szCs w:val="24"/>
         </w:rPr>
         <w:t xml:space="preserve"> </w:t>
       </w:r>
       <w:r>
         <w:rPr>
-          <w:rFonts w:ascii="Arial" w:hAnsi="Arial" w:cs="Arial"/>
+          <w:rFonts w:ascii="Arial" w:cs="Arial" w:hAnsi="Arial"/>
           <w:szCs w:val="24"/>
         </w:rPr>
         <w:t>come</w:t>
       </w:r>
       <w:r>
         <w:rPr>
-          <w:rFonts w:ascii="Arial" w:hAnsi="Arial" w:cs="Arial"/>
+          <w:rFonts w:ascii="Arial" w:cs="Arial" w:hAnsi="Arial"/>
           <w:szCs w:val="24"/>
         </w:rPr>
         <w:t xml:space="preserve"> from</w:t>
       </w:r>
       <w:r>
         <w:rPr>
-          <w:rFonts w:ascii="Arial" w:hAnsi="Arial" w:cs="Arial"/>
+          <w:rFonts w:ascii="Arial" w:cs="Arial" w:hAnsi="Arial"/>
           <w:szCs w:val="24"/>
         </w:rPr>
         <w:t xml:space="preserve"> the first layer could be assigned to power servers with </w:t>
       </w:r>
       <w:r>
         <w:rPr>
-          <w:rFonts w:ascii="Arial" w:hAnsi="Arial" w:cs="Arial"/>
+          <w:rFonts w:ascii="Arial" w:cs="Arial" w:hAnsi="Arial"/>
           <w:szCs w:val="24"/>
         </w:rPr>
         <w:t xml:space="preserve">high end CPU and GUP. Simple tasks like the last layer could be assigned to ordinary servers. Difficult tasks like the first layer could be break to simple tasks by adding more layers. </w:t>
       </w:r>
       <w:r>
         <w:rPr>
-          <w:rFonts w:ascii="Arial" w:hAnsi="Arial" w:cs="Arial"/>
+          <w:rFonts w:ascii="Arial" w:cs="Arial" w:hAnsi="Arial"/>
           <w:szCs w:val="24"/>
         </w:rPr>
         <w:t>Also,</w:t>
       </w:r>
       <w:r>
         <w:rPr>
-          <w:rFonts w:ascii="Arial" w:hAnsi="Arial" w:cs="Arial"/>
+          <w:rFonts w:ascii="Arial" w:cs="Arial" w:hAnsi="Arial"/>
           <w:szCs w:val="24"/>
         </w:rPr>
         <w:t xml:space="preserve"> </w:t>
       </w:r>
       <w:r>
         <w:rPr>
-          <w:rFonts w:ascii="Arial" w:hAnsi="Arial" w:cs="Arial"/>
+          <w:rFonts w:ascii="Arial" w:cs="Arial" w:hAnsi="Arial"/>
           <w:szCs w:val="24"/>
         </w:rPr>
         <w:t>several</w:t>
       </w:r>
       <w:r>
         <w:rPr>
-          <w:rFonts w:ascii="Arial" w:hAnsi="Arial" w:cs="Arial"/>
+          <w:rFonts w:ascii="Arial" w:cs="Arial" w:hAnsi="Arial"/>
           <w:szCs w:val="24"/>
         </w:rPr>
         <w:t xml:space="preserve"> layers could be grouped as one large task. </w:t>
       </w:r>
       <w:r>
         <w:rPr>
-          <w:rFonts w:ascii="Arial" w:hAnsi="Arial" w:cs="Arial"/>
+          <w:rFonts w:ascii="Arial" w:cs="Arial" w:hAnsi="Arial"/>
           <w:szCs w:val="24"/>
         </w:rPr>
         <w:t>This distributing computing advantage is to make sure every server will have the chance to pick up the tasks, to make sure all the server resources being occupied. As said when one server finish executing one tasks and pass to another server, it becomes idle, Don’t worry, one server can execute many different tasks simultaneously</w:t>
       </w:r>
       <w:r>
         <w:rPr>
-          <w:rFonts w:ascii="Arial" w:hAnsi="Arial" w:cs="Arial"/>
+          <w:rFonts w:ascii="Arial" w:cs="Arial" w:hAnsi="Arial"/>
           <w:szCs w:val="24"/>
         </w:rPr>
         <w:t xml:space="preserve"> apart from just for AI</w:t>
       </w:r>
       <w:r>
         <w:rPr>
-          <w:rFonts w:ascii="Arial" w:hAnsi="Arial" w:cs="Arial"/>
-          <w:szCs w:val="24"/>
-        </w:rPr>
-        <w:t xml:space="preserve">, this type of technology is like cloud, a server can handle different services with separate uninterrupted resources, that is each tasks can be containerized by </w:t>
-      </w:r>
-      <w:r>
-        <w:rPr>
-          <w:rFonts w:ascii="Arial" w:hAnsi="Arial" w:cs="Arial"/>
+          <w:rFonts w:ascii="Arial" w:cs="Arial" w:hAnsi="Arial"/>
+          <w:szCs w:val="24"/>
+        </w:rPr>
+        <w:t xml:space="preserve">, this type of technology is like cloud, a server can handle different services with separate uninterrupted resources, that is each tasks can be containerised by </w:t>
+      </w:r>
+      <w:r>
+        <w:rPr>
+          <w:rFonts w:ascii="Arial" w:cs="Arial" w:hAnsi="Arial"/>
           <w:b/>
           <w:bCs/>
           <w:szCs w:val="24"/>
@@ -228,7 +226,7 @@
       </w:r>
       <w:r>
         <w:rPr>
-          <w:rFonts w:ascii="Arial" w:hAnsi="Arial" w:cs="Arial"/>
+          <w:rFonts w:ascii="Arial" w:cs="Arial" w:hAnsi="Arial"/>
           <w:szCs w:val="24"/>
         </w:rPr>
         <w:t xml:space="preserve"> and run on a server individually. </w:t>
@@ -238,13 +236,13 @@
       <w:pPr>
         <w:jc w:val="both"/>
         <w:rPr>
-          <w:rFonts w:ascii="Arial" w:hAnsi="Arial" w:cs="Arial"/>
-          <w:szCs w:val="24"/>
-        </w:rPr>
-      </w:pPr>
-      <w:r>
-        <w:rPr>
-          <w:rFonts w:ascii="Arial" w:hAnsi="Arial" w:cs="Arial"/>
+          <w:rFonts w:ascii="Arial" w:cs="Arial" w:hAnsi="Arial"/>
+          <w:szCs w:val="24"/>
+        </w:rPr>
+      </w:pPr>
+      <w:r>
+        <w:rPr>
+          <w:rFonts w:ascii="Arial" w:cs="Arial" w:hAnsi="Arial"/>
           <w:szCs w:val="24"/>
         </w:rPr>
         <w:tab/>
@@ -252,14 +250,14 @@
       </w:r>
       <w:r>
         <w:rPr>
-          <w:rFonts w:ascii="Arial" w:hAnsi="Arial" w:cs="Arial"/>
+          <w:rFonts w:ascii="Arial" w:cs="Arial" w:hAnsi="Arial"/>
           <w:szCs w:val="24"/>
         </w:rPr>
         <w:t>powerful servers to handle.</w:t>
       </w:r>
       <w:r>
         <w:rPr>
-          <w:rFonts w:ascii="Arial" w:hAnsi="Arial" w:cs="Arial"/>
+          <w:rFonts w:ascii="Arial" w:cs="Arial" w:hAnsi="Arial"/>
           <w:szCs w:val="24"/>
         </w:rPr>
         <w:t xml:space="preserve"> </w:t>
@@ -269,13 +267,13 @@
       <w:pPr>
         <w:jc w:val="both"/>
         <w:rPr>
-          <w:rFonts w:ascii="Arial" w:hAnsi="Arial" w:cs="Arial"/>
-          <w:szCs w:val="24"/>
-        </w:rPr>
-      </w:pPr>
-      <w:r>
-        <w:rPr>
-          <w:rFonts w:ascii="Arial" w:hAnsi="Arial" w:cs="Arial"/>
+          <w:rFonts w:ascii="Arial" w:cs="Arial" w:hAnsi="Arial"/>
+          <w:szCs w:val="24"/>
+        </w:rPr>
+      </w:pPr>
+      <w:r>
+        <w:rPr>
+          <w:rFonts w:ascii="Arial" w:cs="Arial" w:hAnsi="Arial"/>
           <w:szCs w:val="24"/>
         </w:rPr>
         <w:tab/>
@@ -283,14 +281,14 @@
       </w:r>
       <w:r>
         <w:rPr>
-          <w:rFonts w:ascii="Arial" w:hAnsi="Arial" w:cs="Arial"/>
+          <w:rFonts w:ascii="Arial" w:cs="Arial" w:hAnsi="Arial"/>
           <w:szCs w:val="24"/>
         </w:rPr>
         <w:t>;</w:t>
       </w:r>
       <w:r>
         <w:rPr>
-          <w:rFonts w:ascii="Arial" w:hAnsi="Arial" w:cs="Arial"/>
+          <w:rFonts w:ascii="Arial" w:cs="Arial" w:hAnsi="Arial"/>
           <w:szCs w:val="24"/>
         </w:rPr>
         <w:t xml:space="preserve"> is by counting the total number of variables you got and multiplying the size of the datatype.</w:t>
@@ -299,13 +297,13 @@
     <w:p>
       <w:pPr>
         <w:rPr>
-          <w:rFonts w:ascii="Arial" w:hAnsi="Arial" w:cs="Arial"/>
-          <w:szCs w:val="24"/>
-        </w:rPr>
-      </w:pPr>
-      <w:r>
-        <w:rPr>
-          <w:rFonts w:ascii="Arial" w:hAnsi="Arial" w:cs="Arial"/>
+          <w:rFonts w:ascii="Arial" w:cs="Arial" w:hAnsi="Arial"/>
+          <w:szCs w:val="24"/>
+        </w:rPr>
+      </w:pPr>
+      <w:r>
+        <w:rPr>
+          <w:rFonts w:ascii="Arial" w:cs="Arial" w:hAnsi="Arial"/>
           <w:szCs w:val="24"/>
         </w:rPr>
         <w:br w:type="page"/>
@@ -315,23 +313,22 @@
       <w:pPr>
         <w:jc w:val="both"/>
         <w:rPr>
-          <w:rFonts w:ascii="Arial" w:hAnsi="Arial" w:cs="Arial"/>
-          <w:szCs w:val="24"/>
-        </w:rPr>
-      </w:pPr>
-      <w:r>
-        <w:rPr>
-          <w:rFonts w:ascii="Arial" w:hAnsi="Arial" w:cs="Arial"/>
+          <w:rFonts w:ascii="Arial" w:cs="Arial" w:hAnsi="Arial"/>
+          <w:szCs w:val="24"/>
+        </w:rPr>
+      </w:pPr>
+      <w:r>
+        <w:rPr>
+          <w:rFonts w:ascii="Arial" w:cs="Arial" w:hAnsi="Arial"/>
           <w:b/>
           <w:bCs/>
           <w:szCs w:val="24"/>
         </w:rPr>
-        <w:lastRenderedPageBreak/>
         <w:t>For example</w:t>
       </w:r>
       <w:r>
         <w:rPr>
-          <w:rFonts w:ascii="Arial" w:hAnsi="Arial" w:cs="Arial"/>
+          <w:rFonts w:ascii="Arial" w:cs="Arial" w:hAnsi="Arial"/>
           <w:szCs w:val="24"/>
         </w:rPr>
         <w:t>:</w:t>
@@ -341,7 +338,7 @@
       <w:pPr>
         <w:jc w:val="both"/>
         <w:rPr>
-          <w:rFonts w:ascii="Arial" w:hAnsi="Arial" w:cs="Arial"/>
+          <w:rFonts w:ascii="Arial" w:cs="Arial" w:hAnsi="Arial"/>
           <w:szCs w:val="24"/>
         </w:rPr>
       </w:pPr>
@@ -350,27 +347,27 @@
       <w:pPr>
         <w:jc w:val="both"/>
         <w:rPr>
-          <w:rFonts w:ascii="Arial" w:hAnsi="Arial" w:cs="Arial"/>
-          <w:szCs w:val="24"/>
-        </w:rPr>
-      </w:pPr>
-      <w:r>
-        <w:rPr>
-          <w:rFonts w:ascii="Arial" w:hAnsi="Arial" w:cs="Arial"/>
+          <w:rFonts w:ascii="Arial" w:cs="Arial" w:hAnsi="Arial"/>
+          <w:szCs w:val="24"/>
+        </w:rPr>
+      </w:pPr>
+      <w:r>
+        <w:rPr>
+          <w:rFonts w:ascii="Arial" w:cs="Arial" w:hAnsi="Arial"/>
           <w:szCs w:val="24"/>
         </w:rPr>
         <w:t>W</w:t>
       </w:r>
       <w:r>
         <w:rPr>
-          <w:rFonts w:ascii="Arial" w:hAnsi="Arial" w:cs="Arial"/>
+          <w:rFonts w:ascii="Arial" w:cs="Arial" w:hAnsi="Arial"/>
           <w:szCs w:val="24"/>
         </w:rPr>
         <w:t>hat is the size of a datatype of float and double</w:t>
       </w:r>
       <w:r>
         <w:rPr>
-          <w:rFonts w:ascii="Arial" w:hAnsi="Arial" w:cs="Arial"/>
+          <w:rFonts w:ascii="Arial" w:cs="Arial" w:hAnsi="Arial"/>
           <w:szCs w:val="24"/>
         </w:rPr>
         <w:t>:</w:t>
@@ -380,7 +377,7 @@
       <w:pPr>
         <w:jc w:val="both"/>
         <w:rPr>
-          <w:rFonts w:ascii="Arial" w:hAnsi="Arial" w:cs="Arial"/>
+          <w:rFonts w:ascii="Arial" w:cs="Arial" w:hAnsi="Arial"/>
           <w:szCs w:val="24"/>
         </w:rPr>
       </w:pPr>
@@ -389,7 +386,7 @@
       <w:tblPr>
         <w:tblStyle w:val="TableGrid"/>
         <w:tblW w:w="0" w:type="auto"/>
-        <w:tblLook w:val="04A0" w:firstRow="1" w:lastRow="0" w:firstColumn="1" w:lastColumn="0" w:noHBand="0" w:noVBand="1"/>
+        <w:tblLook w:val="04A0"/>
       </w:tblPr>
       <w:tblGrid>
         <w:gridCol w:w="3005"/>
@@ -397,15 +394,17 @@
         <w:gridCol w:w="3006"/>
       </w:tblGrid>
       <w:tr>
+        <w:trPr/>
         <w:tc>
           <w:tcPr>
+            <w:cnfStyle w:val="101000000000"/>
             <w:tcW w:w="3005" w:type="dxa"/>
           </w:tcPr>
           <w:p>
             <w:pPr>
               <w:jc w:val="center"/>
               <w:rPr>
-                <w:rFonts w:ascii="Arial" w:hAnsi="Arial" w:cs="Arial"/>
+                <w:rFonts w:ascii="Arial" w:cs="Arial" w:hAnsi="Arial"/>
                 <w:b/>
                 <w:bCs/>
                 <w:szCs w:val="24"/>
@@ -413,7 +412,7 @@
             </w:pPr>
             <w:r>
               <w:rPr>
-                <w:rFonts w:ascii="Arial" w:hAnsi="Arial" w:cs="Arial"/>
+                <w:rFonts w:ascii="Arial" w:cs="Arial" w:hAnsi="Arial"/>
                 <w:b/>
                 <w:bCs/>
                 <w:szCs w:val="24"/>
@@ -424,13 +423,14 @@
         </w:tc>
         <w:tc>
           <w:tcPr>
+            <w:cnfStyle w:val="100000000000"/>
             <w:tcW w:w="3005" w:type="dxa"/>
           </w:tcPr>
           <w:p>
             <w:pPr>
               <w:jc w:val="center"/>
               <w:rPr>
-                <w:rFonts w:ascii="Arial" w:hAnsi="Arial" w:cs="Arial"/>
+                <w:rFonts w:ascii="Arial" w:cs="Arial" w:hAnsi="Arial"/>
                 <w:b/>
                 <w:bCs/>
                 <w:szCs w:val="24"/>
@@ -438,7 +438,7 @@
             </w:pPr>
             <w:r>
               <w:rPr>
-                <w:rFonts w:ascii="Arial" w:hAnsi="Arial" w:cs="Arial"/>
+                <w:rFonts w:ascii="Arial" w:cs="Arial" w:hAnsi="Arial"/>
                 <w:b/>
                 <w:bCs/>
                 <w:szCs w:val="24"/>
@@ -449,13 +449,14 @@
         </w:tc>
         <w:tc>
           <w:tcPr>
+            <w:cnfStyle w:val="100000000000"/>
             <w:tcW w:w="3006" w:type="dxa"/>
           </w:tcPr>
           <w:p>
             <w:pPr>
               <w:jc w:val="center"/>
               <w:rPr>
-                <w:rFonts w:ascii="Arial" w:hAnsi="Arial" w:cs="Arial"/>
+                <w:rFonts w:ascii="Arial" w:cs="Arial" w:hAnsi="Arial"/>
                 <w:b/>
                 <w:bCs/>
                 <w:szCs w:val="24"/>
@@ -463,7 +464,7 @@
             </w:pPr>
             <w:r>
               <w:rPr>
-                <w:rFonts w:ascii="Arial" w:hAnsi="Arial" w:cs="Arial"/>
+                <w:rFonts w:ascii="Arial" w:cs="Arial" w:hAnsi="Arial"/>
                 <w:b/>
                 <w:bCs/>
                 <w:szCs w:val="24"/>
@@ -474,21 +475,23 @@
         </w:tc>
       </w:tr>
       <w:tr>
+        <w:trPr/>
         <w:tc>
           <w:tcPr>
+            <w:cnfStyle w:val="001000100000"/>
             <w:tcW w:w="3005" w:type="dxa"/>
           </w:tcPr>
           <w:p>
             <w:pPr>
               <w:jc w:val="both"/>
               <w:rPr>
-                <w:rFonts w:ascii="Arial" w:hAnsi="Arial" w:cs="Arial"/>
+                <w:rFonts w:ascii="Arial" w:cs="Arial" w:hAnsi="Arial"/>
                 <w:szCs w:val="24"/>
               </w:rPr>
             </w:pPr>
             <w:r>
               <w:rPr>
-                <w:rFonts w:ascii="Arial" w:hAnsi="Arial" w:cs="Arial"/>
+                <w:rFonts w:ascii="Arial" w:cs="Arial" w:hAnsi="Arial"/>
                 <w:szCs w:val="24"/>
               </w:rPr>
               <w:t>Float</w:t>
@@ -497,19 +500,20 @@
         </w:tc>
         <w:tc>
           <w:tcPr>
+            <w:cnfStyle w:val="000000100000"/>
             <w:tcW w:w="3005" w:type="dxa"/>
           </w:tcPr>
           <w:p>
             <w:pPr>
               <w:jc w:val="both"/>
               <w:rPr>
-                <w:rFonts w:ascii="Arial" w:hAnsi="Arial" w:cs="Arial"/>
+                <w:rFonts w:ascii="Arial" w:cs="Arial" w:hAnsi="Arial"/>
                 <w:szCs w:val="24"/>
               </w:rPr>
             </w:pPr>
             <w:r>
               <w:rPr>
-                <w:rFonts w:ascii="Arial" w:hAnsi="Arial" w:cs="Arial"/>
+                <w:rFonts w:ascii="Arial" w:cs="Arial" w:hAnsi="Arial"/>
                 <w:szCs w:val="24"/>
               </w:rPr>
               <w:t>4 bytes (32 bits)</w:t>
@@ -518,19 +522,20 @@
         </w:tc>
         <w:tc>
           <w:tcPr>
+            <w:cnfStyle w:val="000000100000"/>
             <w:tcW w:w="3006" w:type="dxa"/>
           </w:tcPr>
           <w:p>
             <w:pPr>
               <w:jc w:val="both"/>
               <w:rPr>
-                <w:rFonts w:ascii="Arial" w:hAnsi="Arial" w:cs="Arial"/>
+                <w:rFonts w:ascii="Arial" w:cs="Arial" w:hAnsi="Arial"/>
                 <w:szCs w:val="24"/>
               </w:rPr>
             </w:pPr>
             <w:r>
               <w:rPr>
-                <w:rFonts w:ascii="Arial" w:hAnsi="Arial" w:cs="Arial"/>
+                <w:rFonts w:ascii="Arial" w:cs="Arial" w:hAnsi="Arial"/>
                 <w:szCs w:val="24"/>
               </w:rPr>
               <w:t>~6–7 decimal digits</w:t>
@@ -539,21 +544,23 @@
         </w:tc>
       </w:tr>
       <w:tr>
+        <w:trPr/>
         <w:tc>
           <w:tcPr>
+            <w:cnfStyle w:val="001000010000"/>
             <w:tcW w:w="3005" w:type="dxa"/>
           </w:tcPr>
           <w:p>
             <w:pPr>
               <w:jc w:val="both"/>
               <w:rPr>
-                <w:rFonts w:ascii="Arial" w:hAnsi="Arial" w:cs="Arial"/>
+                <w:rFonts w:ascii="Arial" w:cs="Arial" w:hAnsi="Arial"/>
                 <w:szCs w:val="24"/>
               </w:rPr>
             </w:pPr>
             <w:r>
               <w:rPr>
-                <w:rFonts w:ascii="Arial" w:hAnsi="Arial" w:cs="Arial"/>
+                <w:rFonts w:ascii="Arial" w:cs="Arial" w:hAnsi="Arial"/>
                 <w:szCs w:val="24"/>
               </w:rPr>
               <w:t>Double</w:t>
@@ -562,19 +569,20 @@
         </w:tc>
         <w:tc>
           <w:tcPr>
+            <w:cnfStyle w:val="000000010000"/>
             <w:tcW w:w="3005" w:type="dxa"/>
           </w:tcPr>
           <w:p>
             <w:pPr>
               <w:jc w:val="both"/>
               <w:rPr>
-                <w:rFonts w:ascii="Arial" w:hAnsi="Arial" w:cs="Arial"/>
+                <w:rFonts w:ascii="Arial" w:cs="Arial" w:hAnsi="Arial"/>
                 <w:szCs w:val="24"/>
               </w:rPr>
             </w:pPr>
             <w:r>
               <w:rPr>
-                <w:rFonts w:ascii="Arial" w:hAnsi="Arial" w:cs="Arial"/>
+                <w:rFonts w:ascii="Arial" w:cs="Arial" w:hAnsi="Arial"/>
                 <w:szCs w:val="24"/>
               </w:rPr>
               <w:t>8 bytes (64 bits)</w:t>
@@ -583,19 +591,20 @@
         </w:tc>
         <w:tc>
           <w:tcPr>
+            <w:cnfStyle w:val="000000010000"/>
             <w:tcW w:w="3006" w:type="dxa"/>
           </w:tcPr>
           <w:p>
             <w:pPr>
               <w:jc w:val="both"/>
               <w:rPr>
-                <w:rFonts w:ascii="Arial" w:hAnsi="Arial" w:cs="Arial"/>
+                <w:rFonts w:ascii="Arial" w:cs="Arial" w:hAnsi="Arial"/>
                 <w:szCs w:val="24"/>
               </w:rPr>
             </w:pPr>
             <w:r>
               <w:rPr>
-                <w:rFonts w:ascii="Arial" w:hAnsi="Arial" w:cs="Arial"/>
+                <w:rFonts w:ascii="Arial" w:cs="Arial" w:hAnsi="Arial"/>
                 <w:szCs w:val="24"/>
               </w:rPr>
               <w:t>~15–16 decimal digits</w:t>
@@ -608,7 +617,7 @@
       <w:pPr>
         <w:jc w:val="both"/>
         <w:rPr>
-          <w:rFonts w:ascii="Arial" w:hAnsi="Arial" w:cs="Arial"/>
+          <w:rFonts w:ascii="Arial" w:cs="Arial" w:hAnsi="Arial"/>
           <w:szCs w:val="24"/>
         </w:rPr>
       </w:pPr>
@@ -617,13 +626,13 @@
       <w:pPr>
         <w:jc w:val="both"/>
         <w:rPr>
-          <w:rFonts w:ascii="Arial" w:hAnsi="Arial" w:cs="Arial"/>
-          <w:szCs w:val="24"/>
-        </w:rPr>
-      </w:pPr>
-      <w:r>
-        <w:rPr>
-          <w:rFonts w:ascii="Arial" w:hAnsi="Arial" w:cs="Arial"/>
+          <w:rFonts w:ascii="Arial" w:cs="Arial" w:hAnsi="Arial"/>
+          <w:szCs w:val="24"/>
+        </w:rPr>
+      </w:pPr>
+      <w:r>
+        <w:rPr>
+          <w:rFonts w:ascii="Arial" w:cs="Arial" w:hAnsi="Arial"/>
           <w:szCs w:val="24"/>
         </w:rPr>
         <w:t>If we have 1 million of variables that is Float, the least minimum of RAM required is:</w:t>
@@ -633,7 +642,7 @@
       <w:pPr>
         <w:jc w:val="both"/>
         <w:rPr>
-          <w:rFonts w:ascii="Arial" w:hAnsi="Arial" w:cs="Arial"/>
+          <w:rFonts w:ascii="Arial" w:cs="Arial" w:hAnsi="Arial"/>
           <w:szCs w:val="24"/>
         </w:rPr>
       </w:pPr>
@@ -642,20 +651,20 @@
       <w:pPr>
         <w:jc w:val="both"/>
         <w:rPr>
-          <w:rFonts w:ascii="Arial" w:hAnsi="Arial" w:cs="Arial"/>
-          <w:szCs w:val="24"/>
-        </w:rPr>
-      </w:pPr>
-      <w:r>
-        <w:rPr>
-          <w:rFonts w:ascii="Arial" w:hAnsi="Arial" w:cs="Arial"/>
+          <w:rFonts w:ascii="Arial" w:cs="Arial" w:hAnsi="Arial"/>
+          <w:szCs w:val="24"/>
+        </w:rPr>
+      </w:pPr>
+      <w:r>
+        <w:rPr>
+          <w:rFonts w:ascii="Arial" w:cs="Arial" w:hAnsi="Arial"/>
           <w:szCs w:val="24"/>
         </w:rPr>
         <w:t>1 million X 4 bytes (Float</w:t>
       </w:r>
       <w:r>
         <w:rPr>
-          <w:rFonts w:ascii="Arial" w:hAnsi="Arial" w:cs="Arial"/>
+          <w:rFonts w:ascii="Arial" w:cs="Arial" w:hAnsi="Arial"/>
           <w:szCs w:val="24"/>
         </w:rPr>
         <w:t>):</w:t>
@@ -670,20 +679,20 @@
         </w:numPr>
         <w:jc w:val="both"/>
         <w:rPr>
-          <w:rFonts w:ascii="Arial" w:hAnsi="Arial" w:cs="Arial"/>
-          <w:szCs w:val="24"/>
-        </w:rPr>
-      </w:pPr>
-      <w:r>
-        <w:rPr>
-          <w:rFonts w:ascii="Arial" w:hAnsi="Arial" w:cs="Arial"/>
+          <w:rFonts w:ascii="Arial" w:cs="Arial" w:hAnsi="Arial"/>
+          <w:szCs w:val="24"/>
+        </w:rPr>
+      </w:pPr>
+      <w:r>
+        <w:rPr>
+          <w:rFonts w:ascii="Arial" w:cs="Arial" w:hAnsi="Arial"/>
           <w:szCs w:val="24"/>
         </w:rPr>
         <w:t xml:space="preserve">Each </w:t>
       </w:r>
       <w:r>
         <w:rPr>
-          <w:rFonts w:ascii="Arial" w:hAnsi="Arial" w:cs="Arial"/>
+          <w:rFonts w:ascii="Arial" w:cs="Arial" w:hAnsi="Arial"/>
           <w:b/>
           <w:bCs/>
           <w:szCs w:val="24"/>
@@ -692,7 +701,7 @@
       </w:r>
       <w:r>
         <w:rPr>
-          <w:rFonts w:ascii="Arial" w:hAnsi="Arial" w:cs="Arial"/>
+          <w:rFonts w:ascii="Arial" w:cs="Arial" w:hAnsi="Arial"/>
           <w:szCs w:val="24"/>
         </w:rPr>
         <w:t xml:space="preserve"> = 4 bytes</w:t>
@@ -706,13 +715,13 @@
         </w:numPr>
         <w:jc w:val="both"/>
         <w:rPr>
-          <w:rFonts w:ascii="Arial" w:hAnsi="Arial" w:cs="Arial"/>
-          <w:szCs w:val="24"/>
-        </w:rPr>
-      </w:pPr>
-      <w:r>
-        <w:rPr>
-          <w:rFonts w:ascii="Arial" w:hAnsi="Arial" w:cs="Arial"/>
+          <w:rFonts w:ascii="Arial" w:cs="Arial" w:hAnsi="Arial"/>
+          <w:szCs w:val="24"/>
+        </w:rPr>
+      </w:pPr>
+      <w:r>
+        <w:rPr>
+          <w:rFonts w:ascii="Arial" w:cs="Arial" w:hAnsi="Arial"/>
           <w:b/>
           <w:bCs/>
           <w:szCs w:val="24"/>
@@ -721,21 +730,21 @@
       </w:r>
       <w:r>
         <w:rPr>
-          <w:rFonts w:ascii="Arial" w:hAnsi="Arial" w:cs="Arial"/>
+          <w:rFonts w:ascii="Arial" w:cs="Arial" w:hAnsi="Arial"/>
           <w:szCs w:val="24"/>
         </w:rPr>
         <w:t xml:space="preserve"> = 1,000,000</w:t>
       </w:r>
       <w:r>
         <w:rPr>
-          <w:rFonts w:ascii="Arial" w:hAnsi="Arial" w:cs="Arial"/>
+          <w:rFonts w:ascii="Arial" w:cs="Arial" w:hAnsi="Arial"/>
           <w:szCs w:val="24"/>
         </w:rPr>
         <w:t xml:space="preserve"> X </w:t>
       </w:r>
       <w:r>
         <w:rPr>
-          <w:rFonts w:ascii="Arial" w:hAnsi="Arial" w:cs="Arial"/>
+          <w:rFonts w:ascii="Arial" w:cs="Arial" w:hAnsi="Arial"/>
           <w:szCs w:val="24"/>
         </w:rPr>
         <w:t>4 bytes</w:t>
@@ -749,20 +758,20 @@
         </w:numPr>
         <w:jc w:val="both"/>
         <w:rPr>
-          <w:rFonts w:ascii="Arial" w:hAnsi="Arial" w:cs="Arial"/>
-          <w:szCs w:val="24"/>
-        </w:rPr>
-      </w:pPr>
-      <w:r>
-        <w:rPr>
-          <w:rFonts w:ascii="Arial" w:hAnsi="Arial" w:cs="Arial"/>
+          <w:rFonts w:ascii="Arial" w:cs="Arial" w:hAnsi="Arial"/>
+          <w:szCs w:val="24"/>
+        </w:rPr>
+      </w:pPr>
+      <w:r>
+        <w:rPr>
+          <w:rFonts w:ascii="Arial" w:cs="Arial" w:hAnsi="Arial"/>
           <w:szCs w:val="24"/>
         </w:rPr>
         <w:t xml:space="preserve">That equals </w:t>
       </w:r>
       <w:r>
         <w:rPr>
-          <w:rFonts w:ascii="Arial" w:hAnsi="Arial" w:cs="Arial"/>
+          <w:rFonts w:ascii="Arial" w:cs="Arial" w:hAnsi="Arial"/>
           <w:b/>
           <w:bCs/>
           <w:szCs w:val="24"/>
@@ -774,13 +783,13 @@
       <w:pPr>
         <w:jc w:val="both"/>
         <w:rPr>
-          <w:rFonts w:ascii="Arial" w:hAnsi="Arial" w:cs="Arial"/>
-          <w:szCs w:val="24"/>
-        </w:rPr>
-      </w:pPr>
-      <w:r>
-        <w:rPr>
-          <w:rFonts w:ascii="Arial" w:hAnsi="Arial" w:cs="Arial"/>
+          <w:rFonts w:ascii="Arial" w:cs="Arial" w:hAnsi="Arial"/>
+          <w:szCs w:val="24"/>
+        </w:rPr>
+      </w:pPr>
+      <w:r>
+        <w:rPr>
+          <w:rFonts w:ascii="Arial" w:cs="Arial" w:hAnsi="Arial"/>
           <w:szCs w:val="24"/>
         </w:rPr>
         <w:t>Now convert to more familiar units:</w:t>
@@ -790,22 +799,24 @@
       <w:tblPr>
         <w:tblStyle w:val="TableGrid"/>
         <w:tblW w:w="0" w:type="auto"/>
-        <w:tblLook w:val="04A0" w:firstRow="1" w:lastRow="0" w:firstColumn="1" w:lastColumn="0" w:noHBand="0" w:noVBand="1"/>
+        <w:tblLook w:val="04A0"/>
       </w:tblPr>
       <w:tblGrid>
         <w:gridCol w:w="3005"/>
         <w:gridCol w:w="3005"/>
       </w:tblGrid>
       <w:tr>
+        <w:trPr/>
         <w:tc>
           <w:tcPr>
+            <w:cnfStyle w:val="101000000000"/>
             <w:tcW w:w="3005" w:type="dxa"/>
           </w:tcPr>
           <w:p>
             <w:pPr>
               <w:jc w:val="center"/>
               <w:rPr>
-                <w:rFonts w:ascii="Arial" w:hAnsi="Arial" w:cs="Arial"/>
+                <w:rFonts w:ascii="Arial" w:cs="Arial" w:hAnsi="Arial"/>
                 <w:b/>
                 <w:bCs/>
                 <w:szCs w:val="24"/>
@@ -813,7 +824,7 @@
             </w:pPr>
             <w:r>
               <w:rPr>
-                <w:rFonts w:ascii="Arial" w:hAnsi="Arial" w:cs="Arial"/>
+                <w:rFonts w:ascii="Arial" w:cs="Arial" w:hAnsi="Arial"/>
                 <w:b/>
                 <w:bCs/>
                 <w:szCs w:val="24"/>
@@ -824,13 +835,14 @@
         </w:tc>
         <w:tc>
           <w:tcPr>
+            <w:cnfStyle w:val="100000000000"/>
             <w:tcW w:w="3005" w:type="dxa"/>
           </w:tcPr>
           <w:p>
             <w:pPr>
               <w:jc w:val="center"/>
               <w:rPr>
-                <w:rFonts w:ascii="Arial" w:hAnsi="Arial" w:cs="Arial"/>
+                <w:rFonts w:ascii="Arial" w:cs="Arial" w:hAnsi="Arial"/>
                 <w:b/>
                 <w:bCs/>
                 <w:szCs w:val="24"/>
@@ -838,7 +850,7 @@
             </w:pPr>
             <w:r>
               <w:rPr>
-                <w:rFonts w:ascii="Arial" w:hAnsi="Arial" w:cs="Arial"/>
+                <w:rFonts w:ascii="Arial" w:cs="Arial" w:hAnsi="Arial"/>
                 <w:b/>
                 <w:bCs/>
                 <w:szCs w:val="24"/>
@@ -849,21 +861,23 @@
         </w:tc>
       </w:tr>
       <w:tr>
+        <w:trPr/>
         <w:tc>
           <w:tcPr>
+            <w:cnfStyle w:val="001000100000"/>
             <w:tcW w:w="3005" w:type="dxa"/>
           </w:tcPr>
           <w:p>
             <w:pPr>
               <w:jc w:val="both"/>
               <w:rPr>
-                <w:rFonts w:ascii="Arial" w:hAnsi="Arial" w:cs="Arial"/>
+                <w:rFonts w:ascii="Arial" w:cs="Arial" w:hAnsi="Arial"/>
                 <w:szCs w:val="24"/>
               </w:rPr>
             </w:pPr>
             <w:r>
               <w:rPr>
-                <w:rFonts w:ascii="Arial" w:hAnsi="Arial" w:cs="Arial"/>
+                <w:rFonts w:ascii="Arial" w:cs="Arial" w:hAnsi="Arial"/>
                 <w:szCs w:val="24"/>
               </w:rPr>
               <w:t>Bytes</w:t>
@@ -872,19 +886,20 @@
         </w:tc>
         <w:tc>
           <w:tcPr>
+            <w:cnfStyle w:val="000000100000"/>
             <w:tcW w:w="3005" w:type="dxa"/>
           </w:tcPr>
           <w:p>
             <w:pPr>
               <w:jc w:val="both"/>
               <w:rPr>
-                <w:rFonts w:ascii="Arial" w:hAnsi="Arial" w:cs="Arial"/>
+                <w:rFonts w:ascii="Arial" w:cs="Arial" w:hAnsi="Arial"/>
                 <w:szCs w:val="24"/>
               </w:rPr>
             </w:pPr>
             <w:r>
               <w:rPr>
-                <w:rFonts w:ascii="Arial" w:hAnsi="Arial" w:cs="Arial"/>
+                <w:rFonts w:ascii="Arial" w:cs="Arial" w:hAnsi="Arial"/>
                 <w:szCs w:val="24"/>
               </w:rPr>
               <w:t>4,000,000 B</w:t>
@@ -893,21 +908,23 @@
         </w:tc>
       </w:tr>
       <w:tr>
+        <w:trPr/>
         <w:tc>
           <w:tcPr>
+            <w:cnfStyle w:val="001000010000"/>
             <w:tcW w:w="3005" w:type="dxa"/>
           </w:tcPr>
           <w:p>
             <w:pPr>
               <w:jc w:val="both"/>
               <w:rPr>
-                <w:rFonts w:ascii="Arial" w:hAnsi="Arial" w:cs="Arial"/>
+                <w:rFonts w:ascii="Arial" w:cs="Arial" w:hAnsi="Arial"/>
                 <w:szCs w:val="24"/>
               </w:rPr>
             </w:pPr>
             <w:r>
               <w:rPr>
-                <w:rFonts w:ascii="Arial" w:hAnsi="Arial" w:cs="Arial"/>
+                <w:rFonts w:ascii="Arial" w:cs="Arial" w:hAnsi="Arial"/>
                 <w:szCs w:val="24"/>
               </w:rPr>
               <w:t>Kilobytes (KB, ÷1024)</w:t>
@@ -916,19 +933,20 @@
         </w:tc>
         <w:tc>
           <w:tcPr>
+            <w:cnfStyle w:val="000000010000"/>
             <w:tcW w:w="3005" w:type="dxa"/>
           </w:tcPr>
           <w:p>
             <w:pPr>
               <w:jc w:val="both"/>
               <w:rPr>
-                <w:rFonts w:ascii="Arial" w:hAnsi="Arial" w:cs="Arial"/>
+                <w:rFonts w:ascii="Arial" w:cs="Arial" w:hAnsi="Arial"/>
                 <w:szCs w:val="24"/>
               </w:rPr>
             </w:pPr>
             <w:r>
               <w:rPr>
-                <w:rFonts w:ascii="Arial" w:hAnsi="Arial" w:cs="Arial"/>
+                <w:rFonts w:ascii="Arial" w:cs="Arial" w:hAnsi="Arial"/>
                 <w:szCs w:val="24"/>
               </w:rPr>
               <w:t>≈ 3,906 KB</w:t>
@@ -937,21 +955,23 @@
         </w:tc>
       </w:tr>
       <w:tr>
+        <w:trPr/>
         <w:tc>
           <w:tcPr>
+            <w:cnfStyle w:val="001000100000"/>
             <w:tcW w:w="3005" w:type="dxa"/>
           </w:tcPr>
           <w:p>
             <w:pPr>
               <w:jc w:val="both"/>
               <w:rPr>
-                <w:rFonts w:ascii="Arial" w:hAnsi="Arial" w:cs="Arial"/>
+                <w:rFonts w:ascii="Arial" w:cs="Arial" w:hAnsi="Arial"/>
                 <w:szCs w:val="24"/>
               </w:rPr>
             </w:pPr>
             <w:r>
               <w:rPr>
-                <w:rFonts w:ascii="Arial" w:hAnsi="Arial" w:cs="Arial"/>
+                <w:rFonts w:ascii="Arial" w:cs="Arial" w:hAnsi="Arial"/>
                 <w:szCs w:val="24"/>
               </w:rPr>
               <w:t>Megabytes (MB, ÷1024²)</w:t>
@@ -960,26 +980,27 @@
         </w:tc>
         <w:tc>
           <w:tcPr>
+            <w:cnfStyle w:val="000000100000"/>
             <w:tcW w:w="3005" w:type="dxa"/>
           </w:tcPr>
           <w:p>
             <w:pPr>
               <w:jc w:val="both"/>
               <w:rPr>
-                <w:rFonts w:ascii="Arial" w:hAnsi="Arial" w:cs="Arial"/>
+                <w:rFonts w:ascii="Arial" w:cs="Arial" w:hAnsi="Arial"/>
                 <w:szCs w:val="24"/>
               </w:rPr>
             </w:pPr>
             <w:r>
               <w:rPr>
-                <w:rFonts w:ascii="Arial" w:hAnsi="Arial" w:cs="Arial"/>
+                <w:rFonts w:ascii="Arial" w:cs="Arial" w:hAnsi="Arial"/>
                 <w:szCs w:val="24"/>
               </w:rPr>
               <w:t xml:space="preserve">≈ </w:t>
             </w:r>
             <w:r>
               <w:rPr>
-                <w:rFonts w:ascii="Arial" w:hAnsi="Arial" w:cs="Arial"/>
+                <w:rFonts w:ascii="Arial" w:cs="Arial" w:hAnsi="Arial"/>
                 <w:b/>
                 <w:bCs/>
                 <w:szCs w:val="24"/>
@@ -994,7 +1015,7 @@
       <w:pPr>
         <w:jc w:val="both"/>
         <w:rPr>
-          <w:rFonts w:ascii="Arial" w:hAnsi="Arial" w:cs="Arial"/>
+          <w:rFonts w:ascii="Arial" w:cs="Arial" w:hAnsi="Arial"/>
           <w:szCs w:val="24"/>
         </w:rPr>
       </w:pPr>
@@ -1003,27 +1024,27 @@
       <w:pPr>
         <w:jc w:val="both"/>
         <w:rPr>
-          <w:rFonts w:ascii="Arial" w:hAnsi="Arial" w:cs="Arial"/>
-          <w:szCs w:val="24"/>
-        </w:rPr>
-      </w:pPr>
-      <w:r>
-        <w:rPr>
-          <w:rFonts w:ascii="Arial" w:hAnsi="Arial" w:cs="Arial"/>
+          <w:rFonts w:ascii="Arial" w:cs="Arial" w:hAnsi="Arial"/>
+          <w:szCs w:val="24"/>
+        </w:rPr>
+      </w:pPr>
+      <w:r>
+        <w:rPr>
+          <w:rFonts w:ascii="Arial" w:cs="Arial" w:hAnsi="Arial"/>
           <w:szCs w:val="24"/>
         </w:rPr>
         <w:t xml:space="preserve">1 million X </w:t>
       </w:r>
       <w:r>
         <w:rPr>
-          <w:rFonts w:ascii="Arial" w:hAnsi="Arial" w:cs="Arial"/>
+          <w:rFonts w:ascii="Arial" w:cs="Arial" w:hAnsi="Arial"/>
           <w:szCs w:val="24"/>
         </w:rPr>
         <w:t>8</w:t>
       </w:r>
       <w:r>
         <w:rPr>
-          <w:rFonts w:ascii="Arial" w:hAnsi="Arial" w:cs="Arial"/>
+          <w:rFonts w:ascii="Arial" w:cs="Arial" w:hAnsi="Arial"/>
           <w:szCs w:val="24"/>
         </w:rPr>
         <w:t xml:space="preserve"> bytes (Double):</w:t>
@@ -1038,20 +1059,20 @@
         </w:numPr>
         <w:jc w:val="both"/>
         <w:rPr>
-          <w:rFonts w:ascii="Arial" w:hAnsi="Arial" w:cs="Arial"/>
-          <w:szCs w:val="24"/>
-        </w:rPr>
-      </w:pPr>
-      <w:r>
-        <w:rPr>
-          <w:rFonts w:ascii="Arial" w:hAnsi="Arial" w:cs="Arial"/>
+          <w:rFonts w:ascii="Arial" w:cs="Arial" w:hAnsi="Arial"/>
+          <w:szCs w:val="24"/>
+        </w:rPr>
+      </w:pPr>
+      <w:r>
+        <w:rPr>
+          <w:rFonts w:ascii="Arial" w:cs="Arial" w:hAnsi="Arial"/>
           <w:szCs w:val="24"/>
         </w:rPr>
         <w:t xml:space="preserve">Each </w:t>
       </w:r>
       <w:r>
         <w:rPr>
-          <w:rFonts w:ascii="Arial" w:hAnsi="Arial" w:cs="Arial"/>
+          <w:rFonts w:ascii="Arial" w:cs="Arial" w:hAnsi="Arial"/>
           <w:b/>
           <w:bCs/>
           <w:szCs w:val="24"/>
@@ -1060,21 +1081,21 @@
       </w:r>
       <w:r>
         <w:rPr>
-          <w:rFonts w:ascii="Arial" w:hAnsi="Arial" w:cs="Arial"/>
+          <w:rFonts w:ascii="Arial" w:cs="Arial" w:hAnsi="Arial"/>
           <w:szCs w:val="24"/>
         </w:rPr>
         <w:t xml:space="preserve"> = </w:t>
       </w:r>
       <w:r>
         <w:rPr>
-          <w:rFonts w:ascii="Arial" w:hAnsi="Arial" w:cs="Arial"/>
+          <w:rFonts w:ascii="Arial" w:cs="Arial" w:hAnsi="Arial"/>
           <w:szCs w:val="24"/>
         </w:rPr>
         <w:t>8</w:t>
       </w:r>
       <w:r>
         <w:rPr>
-          <w:rFonts w:ascii="Arial" w:hAnsi="Arial" w:cs="Arial"/>
+          <w:rFonts w:ascii="Arial" w:cs="Arial" w:hAnsi="Arial"/>
           <w:szCs w:val="24"/>
         </w:rPr>
         <w:t xml:space="preserve"> bytes</w:t>
@@ -1088,13 +1109,13 @@
         </w:numPr>
         <w:jc w:val="both"/>
         <w:rPr>
-          <w:rFonts w:ascii="Arial" w:hAnsi="Arial" w:cs="Arial"/>
-          <w:szCs w:val="24"/>
-        </w:rPr>
-      </w:pPr>
-      <w:r>
-        <w:rPr>
-          <w:rFonts w:ascii="Arial" w:hAnsi="Arial" w:cs="Arial"/>
+          <w:rFonts w:ascii="Arial" w:cs="Arial" w:hAnsi="Arial"/>
+          <w:szCs w:val="24"/>
+        </w:rPr>
+      </w:pPr>
+      <w:r>
+        <w:rPr>
+          <w:rFonts w:ascii="Arial" w:cs="Arial" w:hAnsi="Arial"/>
           <w:b/>
           <w:bCs/>
           <w:szCs w:val="24"/>
@@ -1103,21 +1124,21 @@
       </w:r>
       <w:r>
         <w:rPr>
-          <w:rFonts w:ascii="Arial" w:hAnsi="Arial" w:cs="Arial"/>
+          <w:rFonts w:ascii="Arial" w:cs="Arial" w:hAnsi="Arial"/>
           <w:szCs w:val="24"/>
         </w:rPr>
         <w:t xml:space="preserve"> = 1,000,000</w:t>
       </w:r>
       <w:r>
         <w:rPr>
-          <w:rFonts w:ascii="Arial" w:hAnsi="Arial" w:cs="Arial"/>
+          <w:rFonts w:ascii="Arial" w:cs="Arial" w:hAnsi="Arial"/>
           <w:szCs w:val="24"/>
         </w:rPr>
         <w:t xml:space="preserve"> X 8</w:t>
       </w:r>
       <w:r>
         <w:rPr>
-          <w:rFonts w:ascii="Arial" w:hAnsi="Arial" w:cs="Arial"/>
+          <w:rFonts w:ascii="Arial" w:cs="Arial" w:hAnsi="Arial"/>
           <w:szCs w:val="24"/>
         </w:rPr>
         <w:t xml:space="preserve"> bytes</w:t>
@@ -1131,20 +1152,20 @@
         </w:numPr>
         <w:jc w:val="both"/>
         <w:rPr>
-          <w:rFonts w:ascii="Arial" w:hAnsi="Arial" w:cs="Arial"/>
-          <w:szCs w:val="24"/>
-        </w:rPr>
-      </w:pPr>
-      <w:r>
-        <w:rPr>
-          <w:rFonts w:ascii="Arial" w:hAnsi="Arial" w:cs="Arial"/>
+          <w:rFonts w:ascii="Arial" w:cs="Arial" w:hAnsi="Arial"/>
+          <w:szCs w:val="24"/>
+        </w:rPr>
+      </w:pPr>
+      <w:r>
+        <w:rPr>
+          <w:rFonts w:ascii="Arial" w:cs="Arial" w:hAnsi="Arial"/>
           <w:szCs w:val="24"/>
         </w:rPr>
         <w:t xml:space="preserve">That equals </w:t>
       </w:r>
       <w:r>
         <w:rPr>
-          <w:rFonts w:ascii="Arial" w:hAnsi="Arial" w:cs="Arial"/>
+          <w:rFonts w:ascii="Arial" w:cs="Arial" w:hAnsi="Arial"/>
           <w:b/>
           <w:bCs/>
           <w:szCs w:val="24"/>
@@ -1153,7 +1174,7 @@
       </w:r>
       <w:r>
         <w:rPr>
-          <w:rFonts w:ascii="Arial" w:hAnsi="Arial" w:cs="Arial"/>
+          <w:rFonts w:ascii="Arial" w:cs="Arial" w:hAnsi="Arial"/>
           <w:b/>
           <w:bCs/>
           <w:szCs w:val="24"/>
@@ -1165,13 +1186,13 @@
       <w:pPr>
         <w:jc w:val="both"/>
         <w:rPr>
-          <w:rFonts w:ascii="Arial" w:hAnsi="Arial" w:cs="Arial"/>
-          <w:szCs w:val="24"/>
-        </w:rPr>
-      </w:pPr>
-      <w:r>
-        <w:rPr>
-          <w:rFonts w:ascii="Arial" w:hAnsi="Arial" w:cs="Arial"/>
+          <w:rFonts w:ascii="Arial" w:cs="Arial" w:hAnsi="Arial"/>
+          <w:szCs w:val="24"/>
+        </w:rPr>
+      </w:pPr>
+      <w:r>
+        <w:rPr>
+          <w:rFonts w:ascii="Arial" w:cs="Arial" w:hAnsi="Arial"/>
           <w:szCs w:val="24"/>
         </w:rPr>
         <w:t>Now convert to more familiar units:</w:t>
@@ -1181,22 +1202,24 @@
       <w:tblPr>
         <w:tblStyle w:val="TableGrid"/>
         <w:tblW w:w="0" w:type="auto"/>
-        <w:tblLook w:val="04A0" w:firstRow="1" w:lastRow="0" w:firstColumn="1" w:lastColumn="0" w:noHBand="0" w:noVBand="1"/>
+        <w:tblLook w:val="04A0"/>
       </w:tblPr>
       <w:tblGrid>
         <w:gridCol w:w="3005"/>
         <w:gridCol w:w="3005"/>
       </w:tblGrid>
       <w:tr>
+        <w:trPr/>
         <w:tc>
           <w:tcPr>
+            <w:cnfStyle w:val="101000000000"/>
             <w:tcW w:w="3005" w:type="dxa"/>
           </w:tcPr>
           <w:p>
             <w:pPr>
               <w:jc w:val="center"/>
               <w:rPr>
-                <w:rFonts w:ascii="Arial" w:hAnsi="Arial" w:cs="Arial"/>
+                <w:rFonts w:ascii="Arial" w:cs="Arial" w:hAnsi="Arial"/>
                 <w:b/>
                 <w:bCs/>
                 <w:szCs w:val="24"/>
@@ -1204,7 +1227,7 @@
             </w:pPr>
             <w:r>
               <w:rPr>
-                <w:rFonts w:ascii="Arial" w:hAnsi="Arial" w:cs="Arial"/>
+                <w:rFonts w:ascii="Arial" w:cs="Arial" w:hAnsi="Arial"/>
                 <w:b/>
                 <w:bCs/>
                 <w:szCs w:val="24"/>
@@ -1215,13 +1238,14 @@
         </w:tc>
         <w:tc>
           <w:tcPr>
+            <w:cnfStyle w:val="100000000000"/>
             <w:tcW w:w="3005" w:type="dxa"/>
           </w:tcPr>
           <w:p>
             <w:pPr>
               <w:jc w:val="center"/>
               <w:rPr>
-                <w:rFonts w:ascii="Arial" w:hAnsi="Arial" w:cs="Arial"/>
+                <w:rFonts w:ascii="Arial" w:cs="Arial" w:hAnsi="Arial"/>
                 <w:b/>
                 <w:bCs/>
                 <w:szCs w:val="24"/>
@@ -1229,7 +1253,7 @@
             </w:pPr>
             <w:r>
               <w:rPr>
-                <w:rFonts w:ascii="Arial" w:hAnsi="Arial" w:cs="Arial"/>
+                <w:rFonts w:ascii="Arial" w:cs="Arial" w:hAnsi="Arial"/>
                 <w:b/>
                 <w:bCs/>
                 <w:szCs w:val="24"/>
@@ -1240,21 +1264,23 @@
         </w:tc>
       </w:tr>
       <w:tr>
+        <w:trPr/>
         <w:tc>
           <w:tcPr>
+            <w:cnfStyle w:val="001000100000"/>
             <w:tcW w:w="3005" w:type="dxa"/>
           </w:tcPr>
           <w:p>
             <w:pPr>
               <w:jc w:val="both"/>
               <w:rPr>
-                <w:rFonts w:ascii="Arial" w:hAnsi="Arial" w:cs="Arial"/>
+                <w:rFonts w:ascii="Arial" w:cs="Arial" w:hAnsi="Arial"/>
                 <w:szCs w:val="24"/>
               </w:rPr>
             </w:pPr>
             <w:r>
               <w:rPr>
-                <w:rFonts w:ascii="Arial" w:hAnsi="Arial" w:cs="Arial"/>
+                <w:rFonts w:ascii="Arial" w:cs="Arial" w:hAnsi="Arial"/>
                 <w:szCs w:val="24"/>
               </w:rPr>
               <w:t>Bytes</w:t>
@@ -1263,26 +1289,27 @@
         </w:tc>
         <w:tc>
           <w:tcPr>
+            <w:cnfStyle w:val="000000100000"/>
             <w:tcW w:w="3005" w:type="dxa"/>
           </w:tcPr>
           <w:p>
             <w:pPr>
               <w:jc w:val="both"/>
               <w:rPr>
-                <w:rFonts w:ascii="Arial" w:hAnsi="Arial" w:cs="Arial"/>
+                <w:rFonts w:ascii="Arial" w:cs="Arial" w:hAnsi="Arial"/>
                 <w:szCs w:val="24"/>
               </w:rPr>
             </w:pPr>
             <w:r>
               <w:rPr>
-                <w:rFonts w:ascii="Arial" w:hAnsi="Arial" w:cs="Arial"/>
+                <w:rFonts w:ascii="Arial" w:cs="Arial" w:hAnsi="Arial"/>
                 <w:szCs w:val="24"/>
               </w:rPr>
               <w:t>8</w:t>
             </w:r>
             <w:r>
               <w:rPr>
-                <w:rFonts w:ascii="Arial" w:hAnsi="Arial" w:cs="Arial"/>
+                <w:rFonts w:ascii="Arial" w:cs="Arial" w:hAnsi="Arial"/>
                 <w:szCs w:val="24"/>
               </w:rPr>
               <w:t>,000,000 B</w:t>
@@ -1291,21 +1318,23 @@
         </w:tc>
       </w:tr>
       <w:tr>
+        <w:trPr/>
         <w:tc>
           <w:tcPr>
+            <w:cnfStyle w:val="001000010000"/>
             <w:tcW w:w="3005" w:type="dxa"/>
           </w:tcPr>
           <w:p>
             <w:pPr>
               <w:jc w:val="both"/>
               <w:rPr>
-                <w:rFonts w:ascii="Arial" w:hAnsi="Arial" w:cs="Arial"/>
+                <w:rFonts w:ascii="Arial" w:cs="Arial" w:hAnsi="Arial"/>
                 <w:szCs w:val="24"/>
               </w:rPr>
             </w:pPr>
             <w:r>
               <w:rPr>
-                <w:rFonts w:ascii="Arial" w:hAnsi="Arial" w:cs="Arial"/>
+                <w:rFonts w:ascii="Arial" w:cs="Arial" w:hAnsi="Arial"/>
                 <w:szCs w:val="24"/>
               </w:rPr>
               <w:t>Kilobytes (KB, ÷1024)</w:t>
@@ -1314,19 +1343,20 @@
         </w:tc>
         <w:tc>
           <w:tcPr>
+            <w:cnfStyle w:val="000000010000"/>
             <w:tcW w:w="3005" w:type="dxa"/>
           </w:tcPr>
           <w:p>
             <w:pPr>
               <w:jc w:val="both"/>
               <w:rPr>
-                <w:rFonts w:ascii="Arial" w:hAnsi="Arial" w:cs="Arial"/>
+                <w:rFonts w:ascii="Arial" w:cs="Arial" w:hAnsi="Arial"/>
                 <w:szCs w:val="24"/>
               </w:rPr>
             </w:pPr>
             <w:r>
               <w:rPr>
-                <w:rFonts w:ascii="Arial" w:hAnsi="Arial" w:cs="Arial"/>
+                <w:rFonts w:ascii="Arial" w:cs="Arial" w:hAnsi="Arial"/>
                 <w:szCs w:val="24"/>
               </w:rPr>
               <w:t>≈ 7,812 KB</w:t>
@@ -1335,21 +1365,23 @@
         </w:tc>
       </w:tr>
       <w:tr>
+        <w:trPr/>
         <w:tc>
           <w:tcPr>
+            <w:cnfStyle w:val="001000100000"/>
             <w:tcW w:w="3005" w:type="dxa"/>
           </w:tcPr>
           <w:p>
             <w:pPr>
               <w:jc w:val="both"/>
               <w:rPr>
-                <w:rFonts w:ascii="Arial" w:hAnsi="Arial" w:cs="Arial"/>
+                <w:rFonts w:ascii="Arial" w:cs="Arial" w:hAnsi="Arial"/>
                 <w:szCs w:val="24"/>
               </w:rPr>
             </w:pPr>
             <w:r>
               <w:rPr>
-                <w:rFonts w:ascii="Arial" w:hAnsi="Arial" w:cs="Arial"/>
+                <w:rFonts w:ascii="Arial" w:cs="Arial" w:hAnsi="Arial"/>
                 <w:szCs w:val="24"/>
               </w:rPr>
               <w:t>Megabytes (MB, ÷1024²)</w:t>
@@ -1358,26 +1390,27 @@
         </w:tc>
         <w:tc>
           <w:tcPr>
+            <w:cnfStyle w:val="000000100000"/>
             <w:tcW w:w="3005" w:type="dxa"/>
           </w:tcPr>
           <w:p>
             <w:pPr>
               <w:jc w:val="both"/>
               <w:rPr>
-                <w:rFonts w:ascii="Arial" w:hAnsi="Arial" w:cs="Arial"/>
+                <w:rFonts w:ascii="Arial" w:cs="Arial" w:hAnsi="Arial"/>
                 <w:szCs w:val="24"/>
               </w:rPr>
             </w:pPr>
             <w:r>
               <w:rPr>
-                <w:rFonts w:ascii="Arial" w:hAnsi="Arial" w:cs="Arial"/>
+                <w:rFonts w:ascii="Arial" w:cs="Arial" w:hAnsi="Arial"/>
                 <w:szCs w:val="24"/>
               </w:rPr>
               <w:t xml:space="preserve">≈ </w:t>
             </w:r>
             <w:r>
               <w:rPr>
-                <w:rFonts w:ascii="Arial" w:hAnsi="Arial" w:cs="Arial"/>
+                <w:rFonts w:ascii="Arial" w:cs="Arial" w:hAnsi="Arial"/>
                 <w:b/>
                 <w:bCs/>
                 <w:szCs w:val="24"/>
@@ -1392,7 +1425,7 @@
       <w:pPr>
         <w:jc w:val="both"/>
         <w:rPr>
-          <w:rFonts w:ascii="Arial" w:hAnsi="Arial" w:cs="Arial"/>
+          <w:rFonts w:ascii="Arial" w:cs="Arial" w:hAnsi="Arial"/>
           <w:szCs w:val="24"/>
         </w:rPr>
       </w:pPr>
@@ -1401,64 +1434,62 @@
       <w:pPr>
         <w:jc w:val="both"/>
         <w:rPr>
-          <w:rFonts w:ascii="Arial" w:hAnsi="Arial" w:cs="Arial"/>
-          <w:szCs w:val="24"/>
-        </w:rPr>
-      </w:pPr>
-      <w:r>
-        <w:rPr>
-          <w:rFonts w:ascii="Arial" w:hAnsi="Arial" w:cs="Arial"/>
+          <w:rFonts w:ascii="Arial" w:cs="Arial" w:hAnsi="Arial"/>
+          <w:szCs w:val="24"/>
+        </w:rPr>
+      </w:pPr>
+      <w:r>
+        <w:rPr>
+          <w:rFonts w:ascii="Arial" w:cs="Arial" w:hAnsi="Arial"/>
           <w:szCs w:val="24"/>
         </w:rPr>
         <w:t xml:space="preserve">As you can see if we want to break </w:t>
       </w:r>
-      <w:proofErr w:type="gramStart"/>
-      <w:r>
-        <w:rPr>
-          <w:rFonts w:ascii="Arial" w:hAnsi="Arial" w:cs="Arial"/>
+      <w:r>
+        <w:rPr>
+          <w:rFonts w:ascii="Arial" w:cs="Arial" w:hAnsi="Arial"/>
           <w:szCs w:val="24"/>
         </w:rPr>
         <w:t>a</w:t>
       </w:r>
-      <w:proofErr w:type="gramEnd"/>
-      <w:r>
-        <w:rPr>
-          <w:rFonts w:ascii="Arial" w:hAnsi="Arial" w:cs="Arial"/>
+      <w:r>
+        <w:rPr>
+          <w:rFonts w:ascii="Arial" w:cs="Arial" w:hAnsi="Arial"/>
           <w:szCs w:val="24"/>
         </w:rPr>
         <w:t xml:space="preserve"> AI program to different sub tasks, for each sub tasks, we need to</w:t>
       </w:r>
       <w:r>
         <w:rPr>
-          <w:rFonts w:ascii="Arial" w:hAnsi="Arial" w:cs="Arial"/>
+          <w:rFonts w:ascii="Arial" w:cs="Arial" w:hAnsi="Arial"/>
           <w:szCs w:val="24"/>
         </w:rPr>
         <w:t xml:space="preserve"> know</w:t>
       </w:r>
       <w:r>
         <w:rPr>
-          <w:rFonts w:ascii="Arial" w:hAnsi="Arial" w:cs="Arial"/>
+          <w:rFonts w:ascii="Arial" w:cs="Arial" w:hAnsi="Arial"/>
           <w:szCs w:val="24"/>
         </w:rPr>
         <w:t xml:space="preserve"> how much RAM it needs</w:t>
       </w:r>
       <w:r>
         <w:rPr>
-          <w:rFonts w:ascii="Arial" w:hAnsi="Arial" w:cs="Arial"/>
+          <w:rFonts w:ascii="Arial" w:cs="Arial" w:hAnsi="Arial"/>
           <w:szCs w:val="24"/>
         </w:rPr>
         <w:t xml:space="preserve"> and</w:t>
       </w:r>
       <w:r>
         <w:rPr>
-          <w:rFonts w:ascii="Arial" w:hAnsi="Arial" w:cs="Arial"/>
+          <w:rFonts w:ascii="Arial" w:cs="Arial" w:hAnsi="Arial"/>
           <w:szCs w:val="24"/>
         </w:rPr>
         <w:t xml:space="preserve"> whether the server supports. Apart from the RAM required, we need to also needs to check the datatype of each variable, for AI, we seldom use </w:t>
       </w:r>
       <w:r>
         <w:rPr>
-          <w:rFonts w:ascii="Arial" w:hAnsi="Arial" w:cs="Arial"/>
+          <w:rFonts w:ascii="Arial" w:cs="Arial" w:hAnsi="Arial"/>
           <w:b/>
           <w:bCs/>
           <w:szCs w:val="24"/>
@@ -1467,21 +1498,21 @@
       </w:r>
       <w:r>
         <w:rPr>
-          <w:rFonts w:ascii="Arial" w:hAnsi="Arial" w:cs="Arial"/>
+          <w:rFonts w:ascii="Arial" w:cs="Arial" w:hAnsi="Arial"/>
           <w:szCs w:val="24"/>
         </w:rPr>
         <w:t xml:space="preserve"> </w:t>
       </w:r>
       <w:r>
         <w:rPr>
-          <w:rFonts w:ascii="Arial" w:hAnsi="Arial" w:cs="Arial"/>
+          <w:rFonts w:ascii="Arial" w:cs="Arial" w:hAnsi="Arial"/>
           <w:szCs w:val="24"/>
         </w:rPr>
         <w:t xml:space="preserve">(more precise), </w:t>
       </w:r>
       <w:r>
         <w:rPr>
-          <w:rFonts w:ascii="Arial" w:hAnsi="Arial" w:cs="Arial"/>
+          <w:rFonts w:ascii="Arial" w:cs="Arial" w:hAnsi="Arial"/>
           <w:b/>
           <w:bCs/>
           <w:szCs w:val="24"/>
@@ -1490,74 +1521,74 @@
       </w:r>
       <w:r>
         <w:rPr>
-          <w:rFonts w:ascii="Arial" w:hAnsi="Arial" w:cs="Arial"/>
+          <w:rFonts w:ascii="Arial" w:cs="Arial" w:hAnsi="Arial"/>
           <w:szCs w:val="24"/>
         </w:rPr>
         <w:t xml:space="preserve"> </w:t>
       </w:r>
       <w:r>
         <w:rPr>
-          <w:rFonts w:ascii="Arial" w:hAnsi="Arial" w:cs="Arial"/>
+          <w:rFonts w:ascii="Arial" w:cs="Arial" w:hAnsi="Arial"/>
           <w:szCs w:val="24"/>
         </w:rPr>
         <w:t xml:space="preserve">datatype is </w:t>
       </w:r>
       <w:r>
         <w:rPr>
-          <w:rFonts w:ascii="Arial" w:hAnsi="Arial" w:cs="Arial"/>
+          <w:rFonts w:ascii="Arial" w:cs="Arial" w:hAnsi="Arial"/>
           <w:szCs w:val="24"/>
         </w:rPr>
         <w:t>enough</w:t>
       </w:r>
       <w:r>
         <w:rPr>
-          <w:rFonts w:ascii="Arial" w:hAnsi="Arial" w:cs="Arial"/>
+          <w:rFonts w:ascii="Arial" w:cs="Arial" w:hAnsi="Arial"/>
           <w:szCs w:val="24"/>
         </w:rPr>
         <w:t xml:space="preserve">, because </w:t>
       </w:r>
       <w:r>
         <w:rPr>
-          <w:rFonts w:ascii="Arial" w:hAnsi="Arial" w:cs="Arial"/>
+          <w:rFonts w:ascii="Arial" w:cs="Arial" w:hAnsi="Arial"/>
           <w:szCs w:val="24"/>
         </w:rPr>
         <w:t xml:space="preserve">Double </w:t>
       </w:r>
       <w:r>
         <w:rPr>
-          <w:rFonts w:ascii="Arial" w:hAnsi="Arial" w:cs="Arial"/>
+          <w:rFonts w:ascii="Arial" w:cs="Arial" w:hAnsi="Arial"/>
           <w:szCs w:val="24"/>
         </w:rPr>
         <w:t xml:space="preserve">datatype’s size is </w:t>
       </w:r>
       <w:r>
         <w:rPr>
-          <w:rFonts w:ascii="Arial" w:hAnsi="Arial" w:cs="Arial"/>
+          <w:rFonts w:ascii="Arial" w:cs="Arial" w:hAnsi="Arial"/>
           <w:b/>
           <w:bCs/>
-          <w:color w:val="EE0000"/>
+          <w:color w:val="ee0000"/>
           <w:szCs w:val="24"/>
         </w:rPr>
         <w:t>twice</w:t>
       </w:r>
       <w:r>
         <w:rPr>
-          <w:rFonts w:ascii="Arial" w:hAnsi="Arial" w:cs="Arial"/>
-          <w:color w:val="EE0000"/>
+          <w:rFonts w:ascii="Arial" w:cs="Arial" w:hAnsi="Arial"/>
+          <w:color w:val="ee0000"/>
           <w:szCs w:val="24"/>
         </w:rPr>
         <w:t xml:space="preserve"> </w:t>
       </w:r>
       <w:r>
         <w:rPr>
-          <w:rFonts w:ascii="Arial" w:hAnsi="Arial" w:cs="Arial"/>
+          <w:rFonts w:ascii="Arial" w:cs="Arial" w:hAnsi="Arial"/>
           <w:szCs w:val="24"/>
         </w:rPr>
         <w:t xml:space="preserve">as the </w:t>
       </w:r>
       <w:r>
         <w:rPr>
-          <w:rFonts w:ascii="Arial" w:hAnsi="Arial" w:cs="Arial"/>
+          <w:rFonts w:ascii="Arial" w:cs="Arial" w:hAnsi="Arial"/>
           <w:b/>
           <w:bCs/>
           <w:szCs w:val="24"/>
@@ -1566,14 +1597,14 @@
       </w:r>
       <w:r>
         <w:rPr>
-          <w:rFonts w:ascii="Arial" w:hAnsi="Arial" w:cs="Arial"/>
+          <w:rFonts w:ascii="Arial" w:cs="Arial" w:hAnsi="Arial"/>
           <w:szCs w:val="24"/>
         </w:rPr>
         <w:t xml:space="preserve"> </w:t>
       </w:r>
       <w:r>
         <w:rPr>
-          <w:rFonts w:ascii="Arial" w:hAnsi="Arial" w:cs="Arial"/>
+          <w:rFonts w:ascii="Arial" w:cs="Arial" w:hAnsi="Arial"/>
           <w:szCs w:val="24"/>
         </w:rPr>
         <w:t>datatype.</w:t>
@@ -1583,19 +1614,16 @@
       <w:pgSz w:w="11906" w:h="16838"/>
       <w:pgMar w:top="1440" w:right="1440" w:bottom="1440" w:left="1440" w:header="708" w:footer="708" w:gutter="0"/>
       <w:cols w:space="708"/>
-      <w:docGrid w:linePitch="360"/>
     </w:sectPr>
   </w:body>
 </w:document>
 </file>
 
 <file path=word/numbering.xml><?xml version="1.0" encoding="utf-8"?>
-<w:numbering xmlns:wpc="http://schemas.microsoft.com/office/word/2010/wordprocessingCanvas" xmlns:cx="http://schemas.microsoft.com/office/drawing/2014/chartex" xmlns:cx1="http://schemas.microsoft.com/office/drawing/2015/9/8/chartex" xmlns:cx2="http://schemas.microsoft.com/office/drawing/2015/10/21/chartex" xmlns:cx3="http://schemas.microsoft.com/office/drawing/2016/5/9/chartex" xmlns:cx4="http://schemas.microsoft.com/office/drawing/2016/5/10/chartex" xmlns:cx5="http://schemas.microsoft.com/office/drawing/2016/5/11/chartex" xmlns:cx6="http://schemas.microsoft.com/office/drawing/2016/5/12/chartex" xmlns:cx7="http://schemas.microsoft.com/office/drawing/2016/5/13/chartex" xmlns:cx8="http://schemas.microsoft.com/office/drawing/2016/5/14/chartex" xmlns:mc="http://schemas.openxmlformats.org/markup-compatibility/2006" xmlns:aink="http://schemas.microsoft.com/office/drawing/2016/ink" xmlns:am3d="http://schemas.microsoft.com/office/drawing/2017/model3d" xmlns:o="urn:schemas-microsoft-com:office:office" xmlns:oel="http://schemas.microsoft.com/office/2019/extlst" xmlns:r="http://schemas.openxmlformats.org/officeDocument/2006/relationships" xmlns:m="http://schemas.openxmlformats.org/officeDocument/2006/math" xmlns:v="urn:schemas-microsoft-com:vml" xmlns:wp14="http://schemas.microsoft.com/office/word/2010/wordprocessingDrawing" xmlns:wp="http://schemas.openxmlformats.org/drawingml/2006/wordprocessingDrawing" xmlns:w10="urn:schemas-microsoft-com:office:word" xmlns:w="http://schemas.openxmlformats.org/wordprocessingml/2006/main" xmlns:w14="http://schemas.microsoft.com/office/word/2010/wordml" xmlns:w15="http://schemas.microsoft.com/office/word/2012/wordml" xmlns:w16cex="http://schemas.microsoft.com/office/word/2018/wordml/cex" xmlns:w16cid="http://schemas.microsoft.com/office/word/2016/wordml/cid" xmlns:w16="http://schemas.microsoft.com/office/word/2018/wordml" xmlns:w16du="http://schemas.microsoft.com/office/word/2023/wordml/word16du" xmlns:w16sdtdh="http://schemas.microsoft.com/office/word/2020/wordml/sdtdatahash" xmlns:w16sdtfl="http://schemas.microsoft.com/office/word/2024/wordml/sdtformatlock" xmlns:w16se="http://schemas.microsoft.com/office/word/2015/wordml/symex" xmlns:wpg="http://schemas.microsoft.com/office/word/2010/wordprocessingGroup" xmlns:wpi="http://schemas.microsoft.com/office/word/2010/wordprocessingInk" xmlns:wne="http://schemas.microsoft.com/office/word/2006/wordml" xmlns:wps="http://schemas.microsoft.com/office/word/2010/wordprocessingShape" mc:Ignorable="w14 w15 w16se w16cid w16 w16cex w16sdtdh w16sdtfl w16du wp14">
-  <w:abstractNum w:abstractNumId="0" w15:restartNumberingAfterBreak="0">
-    <w:nsid w:val="51BD1728"/>
+<w:numbering xmlns:mc="http://schemas.openxmlformats.org/markup-compatibility/2006" xmlns:o="urn:schemas-microsoft-com:office:office" xmlns:r="http://schemas.openxmlformats.org/officeDocument/2006/relationships" xmlns:m="http://schemas.openxmlformats.org/officeDocument/2006/math" xmlns:v="urn:schemas-microsoft-com:vml" xmlns:wp="http://schemas.openxmlformats.org/drawingml/2006/wordprocessingDrawing" xmlns:w10="urn:schemas-microsoft-com:office:word" xmlns:wne="http://schemas.microsoft.com/office/word/2006/wordml" xmlns:w14="http://schemas.microsoft.com/office/word/2010/wordml" xmlns:w="http://schemas.openxmlformats.org/wordprocessingml/2006/main">
+  <w:abstractNum w:abstractNumId="0">
     <w:multiLevelType w:val="multilevel"/>
-    <w:tmpl w:val="402E75F4"/>
-    <w:lvl w:ilvl="0">
+    <w:lvl w:ilvl="0" w:tentative="0">
       <w:start w:val="1"/>
       <w:numFmt w:val="bullet"/>
       <w:lvlText w:val=""/>
@@ -1740,11 +1768,9 @@
       </w:rPr>
     </w:lvl>
   </w:abstractNum>
-  <w:abstractNum w:abstractNumId="1" w15:restartNumberingAfterBreak="0">
-    <w:nsid w:val="7B7F0856"/>
+  <w:abstractNum w:abstractNumId="1">
     <w:multiLevelType w:val="hybridMultilevel"/>
-    <w:tmpl w:val="1B7607B8"/>
-    <w:lvl w:ilvl="0" w:tplc="08090001">
+    <w:lvl w:ilvl="0" w:tentative="0">
       <w:start w:val="1"/>
       <w:numFmt w:val="bullet"/>
       <w:lvlText w:val=""/>
@@ -1756,7 +1782,7 @@
         <w:rFonts w:ascii="Symbol" w:hAnsi="Symbol" w:hint="default"/>
       </w:rPr>
     </w:lvl>
-    <w:lvl w:ilvl="1" w:tplc="08090003" w:tentative="1">
+    <w:lvl w:ilvl="1" w:tentative="1">
       <w:start w:val="1"/>
       <w:numFmt w:val="bullet"/>
       <w:lvlText w:val="o"/>
@@ -1765,10 +1791,10 @@
         <w:ind w:left="1440" w:hanging="360"/>
       </w:pPr>
       <w:rPr>
-        <w:rFonts w:ascii="Courier New" w:hAnsi="Courier New" w:cs="Courier New" w:hint="default"/>
+        <w:rFonts w:ascii="Courier New" w:cs="Courier New" w:hAnsi="Courier New" w:hint="default"/>
       </w:rPr>
     </w:lvl>
-    <w:lvl w:ilvl="2" w:tplc="08090005" w:tentative="1">
+    <w:lvl w:ilvl="2" w:tentative="1">
       <w:start w:val="1"/>
       <w:numFmt w:val="bullet"/>
       <w:lvlText w:val=""/>
@@ -1780,7 +1806,7 @@
         <w:rFonts w:ascii="Wingdings" w:hAnsi="Wingdings" w:hint="default"/>
       </w:rPr>
     </w:lvl>
-    <w:lvl w:ilvl="3" w:tplc="08090001" w:tentative="1">
+    <w:lvl w:ilvl="3" w:tentative="1">
       <w:start w:val="1"/>
       <w:numFmt w:val="bullet"/>
       <w:lvlText w:val=""/>
@@ -1792,7 +1818,7 @@
         <w:rFonts w:ascii="Symbol" w:hAnsi="Symbol" w:hint="default"/>
       </w:rPr>
     </w:lvl>
-    <w:lvl w:ilvl="4" w:tplc="08090003" w:tentative="1">
+    <w:lvl w:ilvl="4" w:tentative="1">
       <w:start w:val="1"/>
       <w:numFmt w:val="bullet"/>
       <w:lvlText w:val="o"/>
@@ -1801,10 +1827,10 @@
         <w:ind w:left="3600" w:hanging="360"/>
       </w:pPr>
       <w:rPr>
-        <w:rFonts w:ascii="Courier New" w:hAnsi="Courier New" w:cs="Courier New" w:hint="default"/>
+        <w:rFonts w:ascii="Courier New" w:cs="Courier New" w:hAnsi="Courier New" w:hint="default"/>
       </w:rPr>
     </w:lvl>
-    <w:lvl w:ilvl="5" w:tplc="08090005" w:tentative="1">
+    <w:lvl w:ilvl="5" w:tentative="1">
       <w:start w:val="1"/>
       <w:numFmt w:val="bullet"/>
       <w:lvlText w:val=""/>
@@ -1816,7 +1842,7 @@
         <w:rFonts w:ascii="Wingdings" w:hAnsi="Wingdings" w:hint="default"/>
       </w:rPr>
     </w:lvl>
-    <w:lvl w:ilvl="6" w:tplc="08090001" w:tentative="1">
+    <w:lvl w:ilvl="6" w:tentative="1">
       <w:start w:val="1"/>
       <w:numFmt w:val="bullet"/>
       <w:lvlText w:val=""/>
@@ -1828,7 +1854,7 @@
         <w:rFonts w:ascii="Symbol" w:hAnsi="Symbol" w:hint="default"/>
       </w:rPr>
     </w:lvl>
-    <w:lvl w:ilvl="7" w:tplc="08090003" w:tentative="1">
+    <w:lvl w:ilvl="7" w:tentative="1">
       <w:start w:val="1"/>
       <w:numFmt w:val="bullet"/>
       <w:lvlText w:val="o"/>
@@ -1837,10 +1863,10 @@
         <w:ind w:left="5760" w:hanging="360"/>
       </w:pPr>
       <w:rPr>
-        <w:rFonts w:ascii="Courier New" w:hAnsi="Courier New" w:cs="Courier New" w:hint="default"/>
+        <w:rFonts w:ascii="Courier New" w:cs="Courier New" w:hAnsi="Courier New" w:hint="default"/>
       </w:rPr>
     </w:lvl>
-    <w:lvl w:ilvl="8" w:tplc="08090005" w:tentative="1">
+    <w:lvl w:ilvl="8" w:tentative="1">
       <w:start w:val="1"/>
       <w:numFmt w:val="bullet"/>
       <w:lvlText w:val=""/>
@@ -1853,626 +1879,462 @@
       </w:rPr>
     </w:lvl>
   </w:abstractNum>
-  <w:num w:numId="1" w16cid:durableId="1400708750">
+  <w:num w:numId="1">
     <w:abstractNumId w:val="0"/>
   </w:num>
-  <w:num w:numId="2" w16cid:durableId="1359163100">
+  <w:num w:numId="2">
     <w:abstractNumId w:val="1"/>
   </w:num>
 </w:numbering>
 </file>
 
 <file path=word/styles.xml><?xml version="1.0" encoding="utf-8"?>
-<w:styles xmlns:mc="http://schemas.openxmlformats.org/markup-compatibility/2006" xmlns:r="http://schemas.openxmlformats.org/officeDocument/2006/relationships" xmlns:w="http://schemas.openxmlformats.org/wordprocessingml/2006/main" xmlns:w14="http://schemas.microsoft.com/office/word/2010/wordml" xmlns:w15="http://schemas.microsoft.com/office/word/2012/wordml" xmlns:w16cex="http://schemas.microsoft.com/office/word/2018/wordml/cex" xmlns:w16cid="http://schemas.microsoft.com/office/word/2016/wordml/cid" xmlns:w16="http://schemas.microsoft.com/office/word/2018/wordml" xmlns:w16du="http://schemas.microsoft.com/office/word/2023/wordml/word16du" xmlns:w16sdtdh="http://schemas.microsoft.com/office/word/2020/wordml/sdtdatahash" xmlns:w16sdtfl="http://schemas.microsoft.com/office/word/2024/wordml/sdtformatlock" xmlns:w16se="http://schemas.microsoft.com/office/word/2015/wordml/symex" mc:Ignorable="w14 w15 w16se w16cid w16 w16cex w16sdtdh w16sdtfl w16du">
+<w:styles xmlns:r="http://schemas.openxmlformats.org/officeDocument/2006/relationships" xmlns:w14="http://schemas.microsoft.com/office/word/2010/wordml" xmlns:w="http://schemas.openxmlformats.org/wordprocessingml/2006/main">
   <w:docDefaults>
     <w:rPrDefault>
       <w:rPr>
-        <w:rFonts w:asciiTheme="minorHAnsi" w:eastAsiaTheme="minorEastAsia" w:hAnsiTheme="minorHAnsi" w:cstheme="minorBidi"/>
-        <w:kern w:val="2"/>
+        <w:rFonts w:asciiTheme="minorHAnsi" w:cstheme="minorBidi" w:eastAsiaTheme="minorEastAsia" w:hAnsiTheme="minorHAnsi"/>
         <w:sz w:val="24"/>
         <w:szCs w:val="30"/>
-        <w:lang w:val="en-GB" w:eastAsia="zh-CN" w:bidi="th-TH"/>
+        <w:lang w:val="en-GB" w:bidi="th-TH" w:eastAsia="zh-CN"/>
         <w14:ligatures w14:val="standardContextual"/>
       </w:rPr>
     </w:rPrDefault>
     <w:pPrDefault>
       <w:pPr>
-        <w:spacing w:after="160" w:line="278" w:lineRule="auto"/>
+        <w:spacing w:beforeAutospacing="0" w:after="160" w:afterAutospacing="0" w:line="278" w:lineRule="auto"/>
       </w:pPr>
     </w:pPrDefault>
   </w:docDefaults>
-  <w:latentStyles w:defLockedState="0" w:defUIPriority="99" w:defSemiHidden="0" w:defUnhideWhenUsed="0" w:defQFormat="0" w:count="376">
-    <w:lsdException w:name="Normal" w:uiPriority="0" w:qFormat="1"/>
-    <w:lsdException w:name="heading 1" w:uiPriority="9" w:qFormat="1"/>
-    <w:lsdException w:name="heading 2" w:semiHidden="1" w:uiPriority="9" w:unhideWhenUsed="1" w:qFormat="1"/>
-    <w:lsdException w:name="heading 3" w:semiHidden="1" w:uiPriority="9" w:unhideWhenUsed="1" w:qFormat="1"/>
-    <w:lsdException w:name="heading 4" w:semiHidden="1" w:uiPriority="9" w:unhideWhenUsed="1" w:qFormat="1"/>
-    <w:lsdException w:name="heading 5" w:semiHidden="1" w:uiPriority="9" w:unhideWhenUsed="1" w:qFormat="1"/>
-    <w:lsdException w:name="heading 6" w:semiHidden="1" w:uiPriority="9" w:unhideWhenUsed="1" w:qFormat="1"/>
-    <w:lsdException w:name="heading 7" w:semiHidden="1" w:uiPriority="9" w:unhideWhenUsed="1" w:qFormat="1"/>
-    <w:lsdException w:name="heading 8" w:semiHidden="1" w:uiPriority="9" w:unhideWhenUsed="1" w:qFormat="1"/>
-    <w:lsdException w:name="heading 9" w:semiHidden="1" w:uiPriority="9" w:unhideWhenUsed="1" w:qFormat="1"/>
-    <w:lsdException w:name="index 1" w:semiHidden="1" w:unhideWhenUsed="1"/>
-    <w:lsdException w:name="index 2" w:semiHidden="1" w:unhideWhenUsed="1"/>
-    <w:lsdException w:name="index 3" w:semiHidden="1" w:unhideWhenUsed="1"/>
-    <w:lsdException w:name="index 4" w:semiHidden="1" w:unhideWhenUsed="1"/>
-    <w:lsdException w:name="index 5" w:semiHidden="1" w:unhideWhenUsed="1"/>
-    <w:lsdException w:name="index 6" w:semiHidden="1" w:unhideWhenUsed="1"/>
-    <w:lsdException w:name="index 7" w:semiHidden="1" w:unhideWhenUsed="1"/>
-    <w:lsdException w:name="index 8" w:semiHidden="1" w:unhideWhenUsed="1"/>
-    <w:lsdException w:name="index 9" w:semiHidden="1" w:unhideWhenUsed="1"/>
-    <w:lsdException w:name="toc 1" w:semiHidden="1" w:uiPriority="39" w:unhideWhenUsed="1"/>
-    <w:lsdException w:name="toc 2" w:semiHidden="1" w:uiPriority="39" w:unhideWhenUsed="1"/>
-    <w:lsdException w:name="toc 3" w:semiHidden="1" w:uiPriority="39" w:unhideWhenUsed="1"/>
-    <w:lsdException w:name="toc 4" w:semiHidden="1" w:uiPriority="39" w:unhideWhenUsed="1"/>
-    <w:lsdException w:name="toc 5" w:semiHidden="1" w:uiPriority="39" w:unhideWhenUsed="1"/>
-    <w:lsdException w:name="toc 6" w:semiHidden="1" w:uiPriority="39" w:unhideWhenUsed="1"/>
-    <w:lsdException w:name="toc 7" w:semiHidden="1" w:uiPriority="39" w:unhideWhenUsed="1"/>
-    <w:lsdException w:name="toc 8" w:semiHidden="1" w:uiPriority="39" w:unhideWhenUsed="1"/>
-    <w:lsdException w:name="toc 9" w:semiHidden="1" w:uiPriority="39" w:unhideWhenUsed="1"/>
-    <w:lsdException w:name="Normal Indent" w:semiHidden="1" w:unhideWhenUsed="1"/>
-    <w:lsdException w:name="footnote text" w:semiHidden="1" w:unhideWhenUsed="1"/>
-    <w:lsdException w:name="annotation text" w:semiHidden="1" w:unhideWhenUsed="1"/>
-    <w:lsdException w:name="header" w:semiHidden="1" w:unhideWhenUsed="1"/>
-    <w:lsdException w:name="footer" w:semiHidden="1" w:unhideWhenUsed="1"/>
-    <w:lsdException w:name="index heading" w:semiHidden="1" w:unhideWhenUsed="1"/>
-    <w:lsdException w:name="caption" w:semiHidden="1" w:uiPriority="35" w:unhideWhenUsed="1" w:qFormat="1"/>
-    <w:lsdException w:name="table of figures" w:semiHidden="1" w:unhideWhenUsed="1"/>
-    <w:lsdException w:name="envelope address" w:semiHidden="1" w:unhideWhenUsed="1"/>
-    <w:lsdException w:name="envelope return" w:semiHidden="1" w:unhideWhenUsed="1"/>
-    <w:lsdException w:name="footnote reference" w:semiHidden="1" w:unhideWhenUsed="1"/>
-    <w:lsdException w:name="annotation reference" w:semiHidden="1" w:unhideWhenUsed="1"/>
-    <w:lsdException w:name="line number" w:semiHidden="1" w:unhideWhenUsed="1"/>
-    <w:lsdException w:name="page number" w:semiHidden="1" w:unhideWhenUsed="1"/>
-    <w:lsdException w:name="endnote reference" w:semiHidden="1" w:unhideWhenUsed="1"/>
-    <w:lsdException w:name="endnote text" w:semiHidden="1" w:unhideWhenUsed="1"/>
-    <w:lsdException w:name="table of authorities" w:semiHidden="1" w:unhideWhenUsed="1"/>
-    <w:lsdException w:name="macro" w:semiHidden="1" w:unhideWhenUsed="1"/>
-    <w:lsdException w:name="toa heading" w:semiHidden="1" w:unhideWhenUsed="1"/>
-    <w:lsdException w:name="List" w:semiHidden="1" w:unhideWhenUsed="1"/>
-    <w:lsdException w:name="List Bullet" w:semiHidden="1" w:unhideWhenUsed="1"/>
-    <w:lsdException w:name="List Number" w:semiHidden="1" w:unhideWhenUsed="1"/>
-    <w:lsdException w:name="List 2" w:semiHidden="1" w:unhideWhenUsed="1"/>
-    <w:lsdException w:name="List 3" w:semiHidden="1" w:unhideWhenUsed="1"/>
-    <w:lsdException w:name="List 4" w:semiHidden="1" w:unhideWhenUsed="1"/>
-    <w:lsdException w:name="List 5" w:semiHidden="1" w:unhideWhenUsed="1"/>
-    <w:lsdException w:name="List Bullet 2" w:semiHidden="1" w:unhideWhenUsed="1"/>
-    <w:lsdException w:name="List Bullet 3" w:semiHidden="1" w:unhideWhenUsed="1"/>
-    <w:lsdException w:name="List Bullet 4" w:semiHidden="1" w:unhideWhenUsed="1"/>
-    <w:lsdException w:name="List Bullet 5" w:semiHidden="1" w:unhideWhenUsed="1"/>
-    <w:lsdException w:name="List Number 2" w:semiHidden="1" w:unhideWhenUsed="1"/>
-    <w:lsdException w:name="List Number 3" w:semiHidden="1" w:unhideWhenUsed="1"/>
-    <w:lsdException w:name="List Number 4" w:semiHidden="1" w:unhideWhenUsed="1"/>
-    <w:lsdException w:name="List Number 5" w:semiHidden="1" w:unhideWhenUsed="1"/>
-    <w:lsdException w:name="Title" w:uiPriority="10" w:qFormat="1"/>
-    <w:lsdException w:name="Closing" w:semiHidden="1" w:unhideWhenUsed="1"/>
-    <w:lsdException w:name="Signature" w:semiHidden="1" w:unhideWhenUsed="1"/>
-    <w:lsdException w:name="Default Paragraph Font" w:semiHidden="1" w:uiPriority="1" w:unhideWhenUsed="1"/>
-    <w:lsdException w:name="Body Text" w:semiHidden="1" w:unhideWhenUsed="1"/>
-    <w:lsdException w:name="Body Text Indent" w:semiHidden="1" w:unhideWhenUsed="1"/>
-    <w:lsdException w:name="List Continue" w:semiHidden="1" w:unhideWhenUsed="1"/>
-    <w:lsdException w:name="List Continue 2" w:semiHidden="1" w:unhideWhenUsed="1"/>
-    <w:lsdException w:name="List Continue 3" w:semiHidden="1" w:unhideWhenUsed="1"/>
-    <w:lsdException w:name="List Continue 4" w:semiHidden="1" w:unhideWhenUsed="1"/>
-    <w:lsdException w:name="List Continue 5" w:semiHidden="1" w:unhideWhenUsed="1"/>
-    <w:lsdException w:name="Message Header" w:semiHidden="1" w:unhideWhenUsed="1"/>
-    <w:lsdException w:name="Subtitle" w:uiPriority="11" w:qFormat="1"/>
-    <w:lsdException w:name="Salutation" w:semiHidden="1" w:unhideWhenUsed="1"/>
-    <w:lsdException w:name="Date" w:semiHidden="1" w:unhideWhenUsed="1"/>
-    <w:lsdException w:name="Body Text First Indent" w:semiHidden="1" w:unhideWhenUsed="1"/>
-    <w:lsdException w:name="Body Text First Indent 2" w:semiHidden="1" w:unhideWhenUsed="1"/>
-    <w:lsdException w:name="Note Heading" w:semiHidden="1" w:unhideWhenUsed="1"/>
-    <w:lsdException w:name="Body Text 2" w:semiHidden="1" w:unhideWhenUsed="1"/>
-    <w:lsdException w:name="Body Text 3" w:semiHidden="1" w:unhideWhenUsed="1"/>
-    <w:lsdException w:name="Body Text Indent 2" w:semiHidden="1" w:unhideWhenUsed="1"/>
-    <w:lsdException w:name="Body Text Indent 3" w:semiHidden="1" w:unhideWhenUsed="1"/>
-    <w:lsdException w:name="Block Text" w:semiHidden="1" w:unhideWhenUsed="1"/>
-    <w:lsdException w:name="Hyperlink" w:semiHidden="1" w:unhideWhenUsed="1"/>
-    <w:lsdException w:name="FollowedHyperlink" w:semiHidden="1" w:unhideWhenUsed="1"/>
-    <w:lsdException w:name="Strong" w:uiPriority="22" w:qFormat="1"/>
-    <w:lsdException w:name="Emphasis" w:uiPriority="20" w:qFormat="1"/>
-    <w:lsdException w:name="Document Map" w:semiHidden="1" w:unhideWhenUsed="1"/>
-    <w:lsdException w:name="Plain Text" w:semiHidden="1" w:unhideWhenUsed="1"/>
-    <w:lsdException w:name="E-mail Signature" w:semiHidden="1" w:unhideWhenUsed="1"/>
-    <w:lsdException w:name="HTML Top of Form" w:semiHidden="1" w:unhideWhenUsed="1"/>
-    <w:lsdException w:name="HTML Bottom of Form" w:semiHidden="1" w:unhideWhenUsed="1"/>
-    <w:lsdException w:name="Normal (Web)" w:semiHidden="1" w:unhideWhenUsed="1"/>
-    <w:lsdException w:name="HTML Acronym" w:semiHidden="1" w:unhideWhenUsed="1"/>
-    <w:lsdException w:name="HTML Address" w:semiHidden="1" w:unhideWhenUsed="1"/>
-    <w:lsdException w:name="HTML Cite" w:semiHidden="1" w:unhideWhenUsed="1"/>
-    <w:lsdException w:name="HTML Code" w:semiHidden="1" w:unhideWhenUsed="1"/>
-    <w:lsdException w:name="HTML Definition" w:semiHidden="1" w:unhideWhenUsed="1"/>
-    <w:lsdException w:name="HTML Keyboard" w:semiHidden="1" w:unhideWhenUsed="1"/>
-    <w:lsdException w:name="HTML Preformatted" w:semiHidden="1" w:unhideWhenUsed="1"/>
-    <w:lsdException w:name="HTML Sample" w:semiHidden="1" w:unhideWhenUsed="1"/>
-    <w:lsdException w:name="HTML Typewriter" w:semiHidden="1" w:unhideWhenUsed="1"/>
-    <w:lsdException w:name="HTML Variable" w:semiHidden="1" w:unhideWhenUsed="1"/>
-    <w:lsdException w:name="Normal Table" w:semiHidden="1" w:unhideWhenUsed="1"/>
-    <w:lsdException w:name="annotation subject" w:semiHidden="1" w:unhideWhenUsed="1"/>
-    <w:lsdException w:name="No List" w:semiHidden="1" w:unhideWhenUsed="1"/>
-    <w:lsdException w:name="Outline List 1" w:semiHidden="1" w:unhideWhenUsed="1"/>
-    <w:lsdException w:name="Outline List 2" w:semiHidden="1" w:unhideWhenUsed="1"/>
-    <w:lsdException w:name="Outline List 3" w:semiHidden="1" w:unhideWhenUsed="1"/>
-    <w:lsdException w:name="Table Simple 1" w:semiHidden="1" w:unhideWhenUsed="1"/>
-    <w:lsdException w:name="Table Simple 2" w:semiHidden="1" w:unhideWhenUsed="1"/>
-    <w:lsdException w:name="Table Simple 3" w:semiHidden="1" w:unhideWhenUsed="1"/>
-    <w:lsdException w:name="Table Classic 1" w:semiHidden="1" w:unhideWhenUsed="1"/>
-    <w:lsdException w:name="Table Classic 2" w:semiHidden="1" w:unhideWhenUsed="1"/>
-    <w:lsdException w:name="Table Classic 3" w:semiHidden="1" w:unhideWhenUsed="1"/>
-    <w:lsdException w:name="Table Classic 4" w:semiHidden="1" w:unhideWhenUsed="1"/>
-    <w:lsdException w:name="Table Colorful 1" w:semiHidden="1" w:unhideWhenUsed="1"/>
-    <w:lsdException w:name="Table Colorful 2" w:semiHidden="1" w:unhideWhenUsed="1"/>
-    <w:lsdException w:name="Table Colorful 3" w:semiHidden="1" w:unhideWhenUsed="1"/>
-    <w:lsdException w:name="Table Columns 1" w:semiHidden="1" w:unhideWhenUsed="1"/>
-    <w:lsdException w:name="Table Columns 2" w:semiHidden="1" w:unhideWhenUsed="1"/>
-    <w:lsdException w:name="Table Columns 3" w:semiHidden="1" w:unhideWhenUsed="1"/>
-    <w:lsdException w:name="Table Columns 4" w:semiHidden="1" w:unhideWhenUsed="1"/>
-    <w:lsdException w:name="Table Columns 5" w:semiHidden="1" w:unhideWhenUsed="1"/>
-    <w:lsdException w:name="Table Grid 1" w:semiHidden="1" w:unhideWhenUsed="1"/>
-    <w:lsdException w:name="Table Grid 2" w:semiHidden="1" w:unhideWhenUsed="1"/>
-    <w:lsdException w:name="Table Grid 3" w:semiHidden="1" w:unhideWhenUsed="1"/>
-    <w:lsdException w:name="Table Grid 4" w:semiHidden="1" w:unhideWhenUsed="1"/>
-    <w:lsdException w:name="Table Grid 5" w:semiHidden="1" w:unhideWhenUsed="1"/>
-    <w:lsdException w:name="Table Grid 6" w:semiHidden="1" w:unhideWhenUsed="1"/>
-    <w:lsdException w:name="Table Grid 7" w:semiHidden="1" w:unhideWhenUsed="1"/>
-    <w:lsdException w:name="Table Grid 8" w:semiHidden="1" w:unhideWhenUsed="1"/>
-    <w:lsdException w:name="Table List 1" w:semiHidden="1" w:unhideWhenUsed="1"/>
-    <w:lsdException w:name="Table List 2" w:semiHidden="1" w:unhideWhenUsed="1"/>
-    <w:lsdException w:name="Table List 3" w:semiHidden="1" w:unhideWhenUsed="1"/>
-    <w:lsdException w:name="Table List 4" w:semiHidden="1" w:unhideWhenUsed="1"/>
-    <w:lsdException w:name="Table List 5" w:semiHidden="1" w:unhideWhenUsed="1"/>
-    <w:lsdException w:name="Table List 6" w:semiHidden="1" w:unhideWhenUsed="1"/>
-    <w:lsdException w:name="Table List 7" w:semiHidden="1" w:unhideWhenUsed="1"/>
-    <w:lsdException w:name="Table List 8" w:semiHidden="1" w:unhideWhenUsed="1"/>
-    <w:lsdException w:name="Table 3D effects 1" w:semiHidden="1" w:unhideWhenUsed="1"/>
-    <w:lsdException w:name="Table 3D effects 2" w:semiHidden="1" w:unhideWhenUsed="1"/>
-    <w:lsdException w:name="Table 3D effects 3" w:semiHidden="1" w:unhideWhenUsed="1"/>
-    <w:lsdException w:name="Table Contemporary" w:semiHidden="1" w:unhideWhenUsed="1"/>
-    <w:lsdException w:name="Table Elegant" w:semiHidden="1" w:unhideWhenUsed="1"/>
-    <w:lsdException w:name="Table Professional" w:semiHidden="1" w:unhideWhenUsed="1"/>
-    <w:lsdException w:name="Table Subtle 1" w:semiHidden="1" w:unhideWhenUsed="1"/>
-    <w:lsdException w:name="Table Subtle 2" w:semiHidden="1" w:unhideWhenUsed="1"/>
-    <w:lsdException w:name="Table Web 1" w:semiHidden="1" w:unhideWhenUsed="1"/>
-    <w:lsdException w:name="Table Web 2" w:semiHidden="1" w:unhideWhenUsed="1"/>
-    <w:lsdException w:name="Table Web 3" w:semiHidden="1" w:unhideWhenUsed="1"/>
-    <w:lsdException w:name="Balloon Text" w:semiHidden="1" w:unhideWhenUsed="1"/>
-    <w:lsdException w:name="Table Grid" w:uiPriority="39"/>
-    <w:lsdException w:name="Table Theme" w:semiHidden="1" w:unhideWhenUsed="1"/>
-    <w:lsdException w:name="Placeholder Text" w:semiHidden="1"/>
-    <w:lsdException w:name="No Spacing" w:uiPriority="1" w:qFormat="1"/>
-    <w:lsdException w:name="Light Shading" w:uiPriority="60"/>
-    <w:lsdException w:name="Light List" w:uiPriority="61"/>
-    <w:lsdException w:name="Light Grid" w:uiPriority="62"/>
-    <w:lsdException w:name="Medium Shading 1" w:uiPriority="63"/>
-    <w:lsdException w:name="Medium Shading 2" w:uiPriority="64"/>
-    <w:lsdException w:name="Medium List 1" w:uiPriority="65"/>
-    <w:lsdException w:name="Medium List 2" w:uiPriority="66"/>
-    <w:lsdException w:name="Medium Grid 1" w:uiPriority="67"/>
-    <w:lsdException w:name="Medium Grid 2" w:uiPriority="68"/>
-    <w:lsdException w:name="Medium Grid 3" w:uiPriority="69"/>
-    <w:lsdException w:name="Dark List" w:uiPriority="70"/>
-    <w:lsdException w:name="Colorful Shading" w:uiPriority="71"/>
-    <w:lsdException w:name="Colorful List" w:uiPriority="72"/>
-    <w:lsdException w:name="Colorful Grid" w:uiPriority="73"/>
-    <w:lsdException w:name="Light Shading Accent 1" w:uiPriority="60"/>
-    <w:lsdException w:name="Light List Accent 1" w:uiPriority="61"/>
-    <w:lsdException w:name="Light Grid Accent 1" w:uiPriority="62"/>
-    <w:lsdException w:name="Medium Shading 1 Accent 1" w:uiPriority="63"/>
-    <w:lsdException w:name="Medium Shading 2 Accent 1" w:uiPriority="64"/>
-    <w:lsdException w:name="Medium List 1 Accent 1" w:uiPriority="65"/>
-    <w:lsdException w:name="Revision" w:semiHidden="1"/>
-    <w:lsdException w:name="List Paragraph" w:uiPriority="34" w:qFormat="1"/>
-    <w:lsdException w:name="Quote" w:uiPriority="29" w:qFormat="1"/>
-    <w:lsdException w:name="Intense Quote" w:uiPriority="30" w:qFormat="1"/>
-    <w:lsdException w:name="Medium List 2 Accent 1" w:uiPriority="66"/>
-    <w:lsdException w:name="Medium Grid 1 Accent 1" w:uiPriority="67"/>
-    <w:lsdException w:name="Medium Grid 2 Accent 1" w:uiPriority="68"/>
-    <w:lsdException w:name="Medium Grid 3 Accent 1" w:uiPriority="69"/>
-    <w:lsdException w:name="Dark List Accent 1" w:uiPriority="70"/>
-    <w:lsdException w:name="Colorful Shading Accent 1" w:uiPriority="71"/>
-    <w:lsdException w:name="Colorful List Accent 1" w:uiPriority="72"/>
-    <w:lsdException w:name="Colorful Grid Accent 1" w:uiPriority="73"/>
-    <w:lsdException w:name="Light Shading Accent 2" w:uiPriority="60"/>
-    <w:lsdException w:name="Light List Accent 2" w:uiPriority="61"/>
-    <w:lsdException w:name="Light Grid Accent 2" w:uiPriority="62"/>
-    <w:lsdException w:name="Medium Shading 1 Accent 2" w:uiPriority="63"/>
-    <w:lsdException w:name="Medium Shading 2 Accent 2" w:uiPriority="64"/>
-    <w:lsdException w:name="Medium List 1 Accent 2" w:uiPriority="65"/>
-    <w:lsdException w:name="Medium List 2 Accent 2" w:uiPriority="66"/>
-    <w:lsdException w:name="Medium Grid 1 Accent 2" w:uiPriority="67"/>
-    <w:lsdException w:name="Medium Grid 2 Accent 2" w:uiPriority="68"/>
-    <w:lsdException w:name="Medium Grid 3 Accent 2" w:uiPriority="69"/>
-    <w:lsdException w:name="Dark List Accent 2" w:uiPriority="70"/>
-    <w:lsdException w:name="Colorful Shading Accent 2" w:uiPriority="71"/>
-    <w:lsdException w:name="Colorful List Accent 2" w:uiPriority="72"/>
-    <w:lsdException w:name="Colorful Grid Accent 2" w:uiPriority="73"/>
-    <w:lsdException w:name="Light Shading Accent 3" w:uiPriority="60"/>
-    <w:lsdException w:name="Light List Accent 3" w:uiPriority="61"/>
-    <w:lsdException w:name="Light Grid Accent 3" w:uiPriority="62"/>
-    <w:lsdException w:name="Medium Shading 1 Accent 3" w:uiPriority="63"/>
-    <w:lsdException w:name="Medium Shading 2 Accent 3" w:uiPriority="64"/>
-    <w:lsdException w:name="Medium List 1 Accent 3" w:uiPriority="65"/>
-    <w:lsdException w:name="Medium List 2 Accent 3" w:uiPriority="66"/>
-    <w:lsdException w:name="Medium Grid 1 Accent 3" w:uiPriority="67"/>
-    <w:lsdException w:name="Medium Grid 2 Accent 3" w:uiPriority="68"/>
-    <w:lsdException w:name="Medium Grid 3 Accent 3" w:uiPriority="69"/>
-    <w:lsdException w:name="Dark List Accent 3" w:uiPriority="70"/>
-    <w:lsdException w:name="Colorful Shading Accent 3" w:uiPriority="71"/>
-    <w:lsdException w:name="Colorful List Accent 3" w:uiPriority="72"/>
-    <w:lsdException w:name="Colorful Grid Accent 3" w:uiPriority="73"/>
-    <w:lsdException w:name="Light Shading Accent 4" w:uiPriority="60"/>
-    <w:lsdException w:name="Light List Accent 4" w:uiPriority="61"/>
-    <w:lsdException w:name="Light Grid Accent 4" w:uiPriority="62"/>
-    <w:lsdException w:name="Medium Shading 1 Accent 4" w:uiPriority="63"/>
-    <w:lsdException w:name="Medium Shading 2 Accent 4" w:uiPriority="64"/>
-    <w:lsdException w:name="Medium List 1 Accent 4" w:uiPriority="65"/>
-    <w:lsdException w:name="Medium List 2 Accent 4" w:uiPriority="66"/>
-    <w:lsdException w:name="Medium Grid 1 Accent 4" w:uiPriority="67"/>
-    <w:lsdException w:name="Medium Grid 2 Accent 4" w:uiPriority="68"/>
-    <w:lsdException w:name="Medium Grid 3 Accent 4" w:uiPriority="69"/>
-    <w:lsdException w:name="Dark List Accent 4" w:uiPriority="70"/>
-    <w:lsdException w:name="Colorful Shading Accent 4" w:uiPriority="71"/>
-    <w:lsdException w:name="Colorful List Accent 4" w:uiPriority="72"/>
-    <w:lsdException w:name="Colorful Grid Accent 4" w:uiPriority="73"/>
-    <w:lsdException w:name="Light Shading Accent 5" w:uiPriority="60"/>
-    <w:lsdException w:name="Light List Accent 5" w:uiPriority="61"/>
-    <w:lsdException w:name="Light Grid Accent 5" w:uiPriority="62"/>
-    <w:lsdException w:name="Medium Shading 1 Accent 5" w:uiPriority="63"/>
-    <w:lsdException w:name="Medium Shading 2 Accent 5" w:uiPriority="64"/>
-    <w:lsdException w:name="Medium List 1 Accent 5" w:uiPriority="65"/>
-    <w:lsdException w:name="Medium List 2 Accent 5" w:uiPriority="66"/>
-    <w:lsdException w:name="Medium Grid 1 Accent 5" w:uiPriority="67"/>
-    <w:lsdException w:name="Medium Grid 2 Accent 5" w:uiPriority="68"/>
-    <w:lsdException w:name="Medium Grid 3 Accent 5" w:uiPriority="69"/>
-    <w:lsdException w:name="Dark List Accent 5" w:uiPriority="70"/>
-    <w:lsdException w:name="Colorful Shading Accent 5" w:uiPriority="71"/>
-    <w:lsdException w:name="Colorful List Accent 5" w:uiPriority="72"/>
-    <w:lsdException w:name="Colorful Grid Accent 5" w:uiPriority="73"/>
-    <w:lsdException w:name="Light Shading Accent 6" w:uiPriority="60"/>
-    <w:lsdException w:name="Light List Accent 6" w:uiPriority="61"/>
-    <w:lsdException w:name="Light Grid Accent 6" w:uiPriority="62"/>
-    <w:lsdException w:name="Medium Shading 1 Accent 6" w:uiPriority="63"/>
-    <w:lsdException w:name="Medium Shading 2 Accent 6" w:uiPriority="64"/>
-    <w:lsdException w:name="Medium List 1 Accent 6" w:uiPriority="65"/>
-    <w:lsdException w:name="Medium List 2 Accent 6" w:uiPriority="66"/>
-    <w:lsdException w:name="Medium Grid 1 Accent 6" w:uiPriority="67"/>
-    <w:lsdException w:name="Medium Grid 2 Accent 6" w:uiPriority="68"/>
-    <w:lsdException w:name="Medium Grid 3 Accent 6" w:uiPriority="69"/>
-    <w:lsdException w:name="Dark List Accent 6" w:uiPriority="70"/>
-    <w:lsdException w:name="Colorful Shading Accent 6" w:uiPriority="71"/>
-    <w:lsdException w:name="Colorful List Accent 6" w:uiPriority="72"/>
-    <w:lsdException w:name="Colorful Grid Accent 6" w:uiPriority="73"/>
-    <w:lsdException w:name="Subtle Emphasis" w:uiPriority="19" w:qFormat="1"/>
-    <w:lsdException w:name="Intense Emphasis" w:uiPriority="21" w:qFormat="1"/>
-    <w:lsdException w:name="Subtle Reference" w:uiPriority="31" w:qFormat="1"/>
-    <w:lsdException w:name="Intense Reference" w:uiPriority="32" w:qFormat="1"/>
-    <w:lsdException w:name="Book Title" w:uiPriority="33" w:qFormat="1"/>
-    <w:lsdException w:name="Bibliography" w:semiHidden="1" w:uiPriority="37" w:unhideWhenUsed="1"/>
-    <w:lsdException w:name="TOC Heading" w:semiHidden="1" w:uiPriority="39" w:unhideWhenUsed="1" w:qFormat="1"/>
-    <w:lsdException w:name="Plain Table 1" w:uiPriority="41"/>
-    <w:lsdException w:name="Plain Table 2" w:uiPriority="42"/>
-    <w:lsdException w:name="Plain Table 3" w:uiPriority="43"/>
-    <w:lsdException w:name="Plain Table 4" w:uiPriority="44"/>
-    <w:lsdException w:name="Plain Table 5" w:uiPriority="45"/>
-    <w:lsdException w:name="Grid Table Light" w:uiPriority="40"/>
-    <w:lsdException w:name="Grid Table 1 Light" w:uiPriority="46"/>
-    <w:lsdException w:name="Grid Table 2" w:uiPriority="47"/>
-    <w:lsdException w:name="Grid Table 3" w:uiPriority="48"/>
-    <w:lsdException w:name="Grid Table 4" w:uiPriority="49"/>
-    <w:lsdException w:name="Grid Table 5 Dark" w:uiPriority="50"/>
-    <w:lsdException w:name="Grid Table 6 Colorful" w:uiPriority="51"/>
-    <w:lsdException w:name="Grid Table 7 Colorful" w:uiPriority="52"/>
-    <w:lsdException w:name="Grid Table 1 Light Accent 1" w:uiPriority="46"/>
-    <w:lsdException w:name="Grid Table 2 Accent 1" w:uiPriority="47"/>
-    <w:lsdException w:name="Grid Table 3 Accent 1" w:uiPriority="48"/>
-    <w:lsdException w:name="Grid Table 4 Accent 1" w:uiPriority="49"/>
-    <w:lsdException w:name="Grid Table 5 Dark Accent 1" w:uiPriority="50"/>
-    <w:lsdException w:name="Grid Table 6 Colorful Accent 1" w:uiPriority="51"/>
-    <w:lsdException w:name="Grid Table 7 Colorful Accent 1" w:uiPriority="52"/>
-    <w:lsdException w:name="Grid Table 1 Light Accent 2" w:uiPriority="46"/>
-    <w:lsdException w:name="Grid Table 2 Accent 2" w:uiPriority="47"/>
-    <w:lsdException w:name="Grid Table 3 Accent 2" w:uiPriority="48"/>
-    <w:lsdException w:name="Grid Table 4 Accent 2" w:uiPriority="49"/>
-    <w:lsdException w:name="Grid Table 5 Dark Accent 2" w:uiPriority="50"/>
-    <w:lsdException w:name="Grid Table 6 Colorful Accent 2" w:uiPriority="51"/>
-    <w:lsdException w:name="Grid Table 7 Colorful Accent 2" w:uiPriority="52"/>
-    <w:lsdException w:name="Grid Table 1 Light Accent 3" w:uiPriority="46"/>
-    <w:lsdException w:name="Grid Table 2 Accent 3" w:uiPriority="47"/>
-    <w:lsdException w:name="Grid Table 3 Accent 3" w:uiPriority="48"/>
-    <w:lsdException w:name="Grid Table 4 Accent 3" w:uiPriority="49"/>
-    <w:lsdException w:name="Grid Table 5 Dark Accent 3" w:uiPriority="50"/>
-    <w:lsdException w:name="Grid Table 6 Colorful Accent 3" w:uiPriority="51"/>
-    <w:lsdException w:name="Grid Table 7 Colorful Accent 3" w:uiPriority="52"/>
-    <w:lsdException w:name="Grid Table 1 Light Accent 4" w:uiPriority="46"/>
-    <w:lsdException w:name="Grid Table 2 Accent 4" w:uiPriority="47"/>
-    <w:lsdException w:name="Grid Table 3 Accent 4" w:uiPriority="48"/>
-    <w:lsdException w:name="Grid Table 4 Accent 4" w:uiPriority="49"/>
-    <w:lsdException w:name="Grid Table 5 Dark Accent 4" w:uiPriority="50"/>
-    <w:lsdException w:name="Grid Table 6 Colorful Accent 4" w:uiPriority="51"/>
-    <w:lsdException w:name="Grid Table 7 Colorful Accent 4" w:uiPriority="52"/>
-    <w:lsdException w:name="Grid Table 1 Light Accent 5" w:uiPriority="46"/>
-    <w:lsdException w:name="Grid Table 2 Accent 5" w:uiPriority="47"/>
-    <w:lsdException w:name="Grid Table 3 Accent 5" w:uiPriority="48"/>
-    <w:lsdException w:name="Grid Table 4 Accent 5" w:uiPriority="49"/>
-    <w:lsdException w:name="Grid Table 5 Dark Accent 5" w:uiPriority="50"/>
-    <w:lsdException w:name="Grid Table 6 Colorful Accent 5" w:uiPriority="51"/>
-    <w:lsdException w:name="Grid Table 7 Colorful Accent 5" w:uiPriority="52"/>
-    <w:lsdException w:name="Grid Table 1 Light Accent 6" w:uiPriority="46"/>
-    <w:lsdException w:name="Grid Table 2 Accent 6" w:uiPriority="47"/>
-    <w:lsdException w:name="Grid Table 3 Accent 6" w:uiPriority="48"/>
-    <w:lsdException w:name="Grid Table 4 Accent 6" w:uiPriority="49"/>
-    <w:lsdException w:name="Grid Table 5 Dark Accent 6" w:uiPriority="50"/>
-    <w:lsdException w:name="Grid Table 6 Colorful Accent 6" w:uiPriority="51"/>
-    <w:lsdException w:name="Grid Table 7 Colorful Accent 6" w:uiPriority="52"/>
-    <w:lsdException w:name="List Table 1 Light" w:uiPriority="46"/>
-    <w:lsdException w:name="List Table 2" w:uiPriority="47"/>
-    <w:lsdException w:name="List Table 3" w:uiPriority="48"/>
-    <w:lsdException w:name="List Table 4" w:uiPriority="49"/>
-    <w:lsdException w:name="List Table 5 Dark" w:uiPriority="50"/>
-    <w:lsdException w:name="List Table 6 Colorful" w:uiPriority="51"/>
-    <w:lsdException w:name="List Table 7 Colorful" w:uiPriority="52"/>
-    <w:lsdException w:name="List Table 1 Light Accent 1" w:uiPriority="46"/>
-    <w:lsdException w:name="List Table 2 Accent 1" w:uiPriority="47"/>
-    <w:lsdException w:name="List Table 3 Accent 1" w:uiPriority="48"/>
-    <w:lsdException w:name="List Table 4 Accent 1" w:uiPriority="49"/>
-    <w:lsdException w:name="List Table 5 Dark Accent 1" w:uiPriority="50"/>
-    <w:lsdException w:name="List Table 6 Colorful Accent 1" w:uiPriority="51"/>
-    <w:lsdException w:name="List Table 7 Colorful Accent 1" w:uiPriority="52"/>
-    <w:lsdException w:name="List Table 1 Light Accent 2" w:uiPriority="46"/>
-    <w:lsdException w:name="List Table 2 Accent 2" w:uiPriority="47"/>
-    <w:lsdException w:name="List Table 3 Accent 2" w:uiPriority="48"/>
-    <w:lsdException w:name="List Table 4 Accent 2" w:uiPriority="49"/>
-    <w:lsdException w:name="List Table 5 Dark Accent 2" w:uiPriority="50"/>
-    <w:lsdException w:name="List Table 6 Colorful Accent 2" w:uiPriority="51"/>
-    <w:lsdException w:name="List Table 7 Colorful Accent 2" w:uiPriority="52"/>
-    <w:lsdException w:name="List Table 1 Light Accent 3" w:uiPriority="46"/>
-    <w:lsdException w:name="List Table 2 Accent 3" w:uiPriority="47"/>
-    <w:lsdException w:name="List Table 3 Accent 3" w:uiPriority="48"/>
-    <w:lsdException w:name="List Table 4 Accent 3" w:uiPriority="49"/>
-    <w:lsdException w:name="List Table 5 Dark Accent 3" w:uiPriority="50"/>
-    <w:lsdException w:name="List Table 6 Colorful Accent 3" w:uiPriority="51"/>
-    <w:lsdException w:name="List Table 7 Colorful Accent 3" w:uiPriority="52"/>
-    <w:lsdException w:name="List Table 1 Light Accent 4" w:uiPriority="46"/>
-    <w:lsdException w:name="List Table 2 Accent 4" w:uiPriority="47"/>
-    <w:lsdException w:name="List Table 3 Accent 4" w:uiPriority="48"/>
-    <w:lsdException w:name="List Table 4 Accent 4" w:uiPriority="49"/>
-    <w:lsdException w:name="List Table 5 Dark Accent 4" w:uiPriority="50"/>
-    <w:lsdException w:name="List Table 6 Colorful Accent 4" w:uiPriority="51"/>
-    <w:lsdException w:name="List Table 7 Colorful Accent 4" w:uiPriority="52"/>
-    <w:lsdException w:name="List Table 1 Light Accent 5" w:uiPriority="46"/>
-    <w:lsdException w:name="List Table 2 Accent 5" w:uiPriority="47"/>
-    <w:lsdException w:name="List Table 3 Accent 5" w:uiPriority="48"/>
-    <w:lsdException w:name="List Table 4 Accent 5" w:uiPriority="49"/>
-    <w:lsdException w:name="List Table 5 Dark Accent 5" w:uiPriority="50"/>
-    <w:lsdException w:name="List Table 6 Colorful Accent 5" w:uiPriority="51"/>
-    <w:lsdException w:name="List Table 7 Colorful Accent 5" w:uiPriority="52"/>
-    <w:lsdException w:name="List Table 1 Light Accent 6" w:uiPriority="46"/>
-    <w:lsdException w:name="List Table 2 Accent 6" w:uiPriority="47"/>
-    <w:lsdException w:name="List Table 3 Accent 6" w:uiPriority="48"/>
-    <w:lsdException w:name="List Table 4 Accent 6" w:uiPriority="49"/>
-    <w:lsdException w:name="List Table 5 Dark Accent 6" w:uiPriority="50"/>
-    <w:lsdException w:name="List Table 6 Colorful Accent 6" w:uiPriority="51"/>
-    <w:lsdException w:name="List Table 7 Colorful Accent 6" w:uiPriority="52"/>
-    <w:lsdException w:name="Mention" w:semiHidden="1" w:unhideWhenUsed="1"/>
-    <w:lsdException w:name="Smart Hyperlink" w:semiHidden="1" w:unhideWhenUsed="1"/>
-    <w:lsdException w:name="Hashtag" w:semiHidden="1" w:unhideWhenUsed="1"/>
-    <w:lsdException w:name="Unresolved Mention" w:semiHidden="1" w:unhideWhenUsed="1"/>
-    <w:lsdException w:name="Smart Link" w:semiHidden="1" w:unhideWhenUsed="1"/>
-  </w:latentStyles>
+  <w:style w:type="paragraph" w:styleId="NoSpacing">
+    <w:name w:val="No Spacing"/>
+    <w:uiPriority w:val="1"/>
+    <w:qFormat w:val="on"/>
+    <w:pPr>
+      <w:spacing w:beforeAutospacing="0" w:after="0" w:afterAutospacing="0" w:line="240" w:lineRule="auto"/>
+    </w:pPr>
+  </w:style>
+  <w:style w:type="character" w:styleId="SubtleEmphasis">
+    <w:name w:val="Subtle Emphasis"/>
+    <w:basedOn w:val="DefaultParagraphFont"/>
+    <w:uiPriority w:val="19"/>
+    <w:qFormat w:val="on"/>
+    <w:rPr>
+      <w:i/>
+      <w:iCs/>
+      <w:color w:val="808080" w:themeColor="text1" w:themeTint="7f"/>
+    </w:rPr>
+  </w:style>
+  <w:style w:type="character" w:styleId="Emphasis">
+    <w:name w:val="Emphasis"/>
+    <w:basedOn w:val="DefaultParagraphFont"/>
+    <w:uiPriority w:val="20"/>
+    <w:qFormat w:val="on"/>
+    <w:rPr>
+      <w:i/>
+      <w:iCs/>
+    </w:rPr>
+  </w:style>
+  <w:style w:type="character" w:styleId="Strong">
+    <w:name w:val="Strong"/>
+    <w:basedOn w:val="DefaultParagraphFont"/>
+    <w:uiPriority w:val="22"/>
+    <w:qFormat w:val="on"/>
+    <w:rPr>
+      <w:b/>
+      <w:bCs/>
+    </w:rPr>
+  </w:style>
+  <w:style w:type="character" w:styleId="SubtleReference">
+    <w:name w:val="Subtle Reference"/>
+    <w:basedOn w:val="DefaultParagraphFont"/>
+    <w:uiPriority w:val="31"/>
+    <w:qFormat w:val="on"/>
+    <w:rPr>
+      <w:smallCaps/>
+      <w:color w:val="e97132" w:themeColor="accent2"/>
+      <w:u w:val="single"/>
+    </w:rPr>
+  </w:style>
+  <w:style w:type="character" w:styleId="BookTitle">
+    <w:name w:val="Book Title"/>
+    <w:basedOn w:val="DefaultParagraphFont"/>
+    <w:uiPriority w:val="33"/>
+    <w:qFormat w:val="on"/>
+    <w:rPr>
+      <w:b/>
+      <w:bCs/>
+      <w:smallCaps/>
+      <w:spacing w:val="5"/>
+    </w:rPr>
+  </w:style>
+  <w:style w:type="paragraph" w:styleId="Footnotetext">
+    <w:name w:val="Footnote text"/>
+    <w:basedOn w:val="Normal"/>
+    <w:link w:val="FootnoteTextChar"/>
+    <w:uiPriority w:val="99"/>
+    <w:semiHidden w:val="on"/>
+    <w:unhideWhenUsed w:val="on"/>
+    <w:pPr>
+      <w:spacing w:beforeAutospacing="0" w:after="0" w:afterAutospacing="0" w:line="240" w:lineRule="auto"/>
+    </w:pPr>
+    <w:rPr>
+      <w:sz w:val="20"/>
+      <w:szCs w:val="20"/>
+    </w:rPr>
+  </w:style>
+  <w:style w:type="character" w:customStyle="1" w:styleId="FootnoteTextChar">
+    <w:name w:val="Footnote Text Char"/>
+    <w:basedOn w:val="DefaultParagraphFont"/>
+    <w:link w:val="Footnotetext"/>
+    <w:uiPriority w:val="99"/>
+    <w:semiHidden w:val="on"/>
+    <w:rPr>
+      <w:sz w:val="20"/>
+      <w:szCs w:val="20"/>
+    </w:rPr>
+  </w:style>
+  <w:style w:type="character" w:styleId="Footnotereference">
+    <w:name w:val="Footnote reference"/>
+    <w:basedOn w:val="DefaultParagraphFont"/>
+    <w:uiPriority w:val="99"/>
+    <w:semiHidden w:val="on"/>
+    <w:unhideWhenUsed w:val="on"/>
+    <w:rPr>
+      <w:vertAlign w:val="superscript"/>
+    </w:rPr>
+  </w:style>
+  <w:style w:type="paragraph" w:styleId="Endnotetext">
+    <w:name w:val="Endnote text"/>
+    <w:basedOn w:val="Normal"/>
+    <w:link w:val="EndnoteTextChar"/>
+    <w:uiPriority w:val="99"/>
+    <w:semiHidden w:val="on"/>
+    <w:unhideWhenUsed w:val="on"/>
+    <w:pPr>
+      <w:spacing w:beforeAutospacing="0" w:after="0" w:afterAutospacing="0" w:line="240" w:lineRule="auto"/>
+    </w:pPr>
+    <w:rPr>
+      <w:sz w:val="20"/>
+      <w:szCs w:val="20"/>
+    </w:rPr>
+  </w:style>
+  <w:style w:type="character" w:customStyle="1" w:styleId="EndnoteTextChar">
+    <w:name w:val="Endnote Text Char"/>
+    <w:basedOn w:val="DefaultParagraphFont"/>
+    <w:link w:val="Endnotetext"/>
+    <w:uiPriority w:val="99"/>
+    <w:semiHidden w:val="on"/>
+    <w:rPr>
+      <w:sz w:val="20"/>
+      <w:szCs w:val="20"/>
+    </w:rPr>
+  </w:style>
+  <w:style w:type="character" w:styleId="Endnotereference">
+    <w:name w:val="Endnote reference"/>
+    <w:basedOn w:val="DefaultParagraphFont"/>
+    <w:uiPriority w:val="99"/>
+    <w:semiHidden w:val="on"/>
+    <w:unhideWhenUsed w:val="on"/>
+    <w:rPr>
+      <w:vertAlign w:val="superscript"/>
+    </w:rPr>
+  </w:style>
+  <w:style w:type="character" w:styleId="Hyperlink">
+    <w:name w:val="Hyperlink"/>
+    <w:basedOn w:val="DefaultParagraphFont"/>
+    <w:uiPriority w:val="99"/>
+    <w:unhideWhenUsed w:val="on"/>
+    <w:rPr>
+      <w:color w:val="467886" w:themeColor="hyperlink"/>
+      <w:u w:val="single"/>
+    </w:rPr>
+  </w:style>
+  <w:style w:type="character" w:styleId="FollowedHyperlink">
+    <w:name w:val="FollowedHyperlink"/>
+    <w:basedOn w:val="DefaultParagraphFont"/>
+    <w:uiPriority w:val="99"/>
+    <w:semiHidden w:val="on"/>
+    <w:unhideWhenUsed w:val="on"/>
+    <w:rPr>
+      <w:color w:val="96607d" w:themeColor="followedHyperlink"/>
+      <w:u w:val="single"/>
+    </w:rPr>
+  </w:style>
+  <w:style w:type="paragraph" w:styleId="PlainText">
+    <w:name w:val="Plain Text"/>
+    <w:basedOn w:val="Normal"/>
+    <w:link w:val="PlainTextChar"/>
+    <w:uiPriority w:val="99"/>
+    <w:semiHidden w:val="on"/>
+    <w:unhideWhenUsed w:val="on"/>
+    <w:pPr>
+      <w:spacing w:beforeAutospacing="0" w:after="0" w:afterAutospacing="0" w:line="240" w:lineRule="auto"/>
+    </w:pPr>
+    <w:rPr>
+      <w:rFonts w:ascii="Courier New" w:cs="Courier New" w:hAnsi="Courier New"/>
+      <w:sz w:val="21"/>
+      <w:szCs w:val="21"/>
+    </w:rPr>
+  </w:style>
+  <w:style w:type="character" w:customStyle="1" w:styleId="PlainTextChar">
+    <w:name w:val="Plain Text Char"/>
+    <w:basedOn w:val="DefaultParagraphFont"/>
+    <w:link w:val="PlainText"/>
+    <w:uiPriority w:val="99"/>
+    <w:rPr>
+      <w:rFonts w:ascii="Courier New" w:cs="Courier New" w:hAnsi="Courier New"/>
+      <w:sz w:val="21"/>
+      <w:szCs w:val="21"/>
+    </w:rPr>
+  </w:style>
+  <w:style w:type="paragraph" w:styleId="Header">
+    <w:name w:val="Header"/>
+    <w:basedOn w:val="Normal"/>
+    <w:link w:val="HeaderChar"/>
+    <w:uiPriority w:val="99"/>
+    <w:unhideWhenUsed w:val="on"/>
+    <w:pPr>
+      <w:spacing w:beforeAutospacing="0" w:after="0" w:afterAutospacing="0" w:line="240" w:lineRule="auto"/>
+    </w:pPr>
+  </w:style>
+  <w:style w:type="character" w:customStyle="1" w:styleId="HeaderChar">
+    <w:name w:val="Header Char"/>
+    <w:basedOn w:val="DefaultParagraphFont"/>
+    <w:link w:val="Header"/>
+    <w:uiPriority w:val="99"/>
+  </w:style>
+  <w:style w:type="paragraph" w:styleId="Footer">
+    <w:name w:val="Footer"/>
+    <w:basedOn w:val="Normal"/>
+    <w:link w:val="FooterChar"/>
+    <w:uiPriority w:val="99"/>
+    <w:unhideWhenUsed w:val="on"/>
+    <w:pPr>
+      <w:spacing w:beforeAutospacing="0" w:after="0" w:afterAutospacing="0" w:line="240" w:lineRule="auto"/>
+    </w:pPr>
+  </w:style>
+  <w:style w:type="character" w:customStyle="1" w:styleId="FooterChar">
+    <w:name w:val="Footer Char"/>
+    <w:basedOn w:val="DefaultParagraphFont"/>
+    <w:link w:val="Footer"/>
+    <w:uiPriority w:val="99"/>
+  </w:style>
+  <w:style w:type="paragraph" w:styleId="Caption">
+    <w:name w:val="Caption"/>
+    <w:basedOn w:val="Normal"/>
+    <w:next w:val="Normal"/>
+    <w:uiPriority w:val="35"/>
+    <w:unhideWhenUsed w:val="on"/>
+    <w:qFormat w:val="on"/>
+    <w:pPr>
+      <w:spacing w:beforeAutospacing="0" w:after="200" w:afterAutospacing="0" w:line="240" w:lineRule="auto"/>
+    </w:pPr>
+    <w:rPr>
+      <w:i/>
+      <w:iCs/>
+      <w:color w:val="0e2841" w:themeColor="text2"/>
+      <w:sz w:val="18"/>
+      <w:szCs w:val="18"/>
+    </w:rPr>
+  </w:style>
   <w:style w:type="paragraph" w:default="1" w:styleId="Normal">
     <w:name w:val="Normal"/>
-    <w:qFormat/>
+    <w:uiPriority w:val="99"/>
+    <w:qFormat w:val="on"/>
   </w:style>
   <w:style w:type="paragraph" w:styleId="Heading1">
-    <w:name w:val="heading 1"/>
+    <w:name w:val="Heading 1"/>
     <w:basedOn w:val="Normal"/>
     <w:next w:val="Normal"/>
     <w:link w:val="Heading1Char"/>
     <w:uiPriority w:val="9"/>
-    <w:qFormat/>
-    <w:rsid w:val="00C15EF1"/>
+    <w:qFormat w:val="on"/>
     <w:pPr>
-      <w:keepNext/>
-      <w:keepLines/>
-      <w:spacing w:before="360" w:after="80"/>
-      <w:outlineLvl w:val="0"/>
+      <w:keepNext w:val="on"/>
+      <w:keepLines w:val="on"/>
+      <w:spacing w:before="360" w:beforeAutospacing="0" w:after="80" w:afterAutospacing="0"/>
     </w:pPr>
     <w:rPr>
-      <w:rFonts w:asciiTheme="majorHAnsi" w:eastAsiaTheme="majorEastAsia" w:hAnsiTheme="majorHAnsi" w:cstheme="majorBidi"/>
-      <w:color w:val="0F4761" w:themeColor="accent1" w:themeShade="BF"/>
+      <w:rFonts w:asciiTheme="majorHAnsi" w:cstheme="majorBidi" w:eastAsiaTheme="majorEastAsia" w:hAnsiTheme="majorHAnsi"/>
+      <w:color w:val="104760" w:themeColor="accent1" w:themeShade="bf"/>
       <w:sz w:val="40"/>
       <w:szCs w:val="50"/>
     </w:rPr>
   </w:style>
   <w:style w:type="paragraph" w:styleId="Heading2">
-    <w:name w:val="heading 2"/>
+    <w:name w:val="Heading 2"/>
     <w:basedOn w:val="Normal"/>
     <w:next w:val="Normal"/>
     <w:link w:val="Heading2Char"/>
     <w:uiPriority w:val="9"/>
-    <w:semiHidden/>
-    <w:unhideWhenUsed/>
-    <w:qFormat/>
-    <w:rsid w:val="00C15EF1"/>
+    <w:semiHidden w:val="on"/>
+    <w:unhideWhenUsed w:val="on"/>
+    <w:qFormat w:val="on"/>
     <w:pPr>
-      <w:keepNext/>
-      <w:keepLines/>
-      <w:spacing w:before="160" w:after="80"/>
-      <w:outlineLvl w:val="1"/>
+      <w:keepNext w:val="on"/>
+      <w:keepLines w:val="on"/>
+      <w:spacing w:before="160" w:beforeAutospacing="0" w:after="80" w:afterAutospacing="0"/>
     </w:pPr>
     <w:rPr>
-      <w:rFonts w:asciiTheme="majorHAnsi" w:eastAsiaTheme="majorEastAsia" w:hAnsiTheme="majorHAnsi" w:cstheme="majorBidi"/>
-      <w:color w:val="0F4761" w:themeColor="accent1" w:themeShade="BF"/>
+      <w:rFonts w:asciiTheme="majorHAnsi" w:cstheme="majorBidi" w:eastAsiaTheme="majorEastAsia" w:hAnsiTheme="majorHAnsi"/>
+      <w:color w:val="104760" w:themeColor="accent1" w:themeShade="bf"/>
       <w:sz w:val="32"/>
       <w:szCs w:val="40"/>
     </w:rPr>
   </w:style>
   <w:style w:type="paragraph" w:styleId="Heading3">
-    <w:name w:val="heading 3"/>
+    <w:name w:val="Heading 3"/>
     <w:basedOn w:val="Normal"/>
     <w:next w:val="Normal"/>
     <w:link w:val="Heading3Char"/>
     <w:uiPriority w:val="9"/>
-    <w:semiHidden/>
-    <w:unhideWhenUsed/>
-    <w:qFormat/>
-    <w:rsid w:val="00C15EF1"/>
+    <w:semiHidden w:val="on"/>
+    <w:unhideWhenUsed w:val="on"/>
+    <w:qFormat w:val="on"/>
     <w:pPr>
-      <w:keepNext/>
-      <w:keepLines/>
-      <w:spacing w:before="160" w:after="80"/>
-      <w:outlineLvl w:val="2"/>
+      <w:keepNext w:val="on"/>
+      <w:keepLines w:val="on"/>
+      <w:spacing w:before="160" w:beforeAutospacing="0" w:after="80" w:afterAutospacing="0"/>
     </w:pPr>
     <w:rPr>
-      <w:rFonts w:eastAsiaTheme="majorEastAsia" w:cstheme="majorBidi"/>
-      <w:color w:val="0F4761" w:themeColor="accent1" w:themeShade="BF"/>
+      <w:rFonts w:cstheme="majorBidi" w:eastAsiaTheme="majorEastAsia"/>
+      <w:color w:val="104760" w:themeColor="accent1" w:themeShade="bf"/>
       <w:sz w:val="28"/>
       <w:szCs w:val="35"/>
     </w:rPr>
   </w:style>
   <w:style w:type="paragraph" w:styleId="Heading4">
-    <w:name w:val="heading 4"/>
+    <w:name w:val="Heading 4"/>
     <w:basedOn w:val="Normal"/>
     <w:next w:val="Normal"/>
     <w:link w:val="Heading4Char"/>
     <w:uiPriority w:val="9"/>
-    <w:semiHidden/>
-    <w:unhideWhenUsed/>
-    <w:qFormat/>
-    <w:rsid w:val="00C15EF1"/>
+    <w:semiHidden w:val="on"/>
+    <w:unhideWhenUsed w:val="on"/>
+    <w:qFormat w:val="on"/>
     <w:pPr>
-      <w:keepNext/>
-      <w:keepLines/>
-      <w:spacing w:before="80" w:after="40"/>
-      <w:outlineLvl w:val="3"/>
+      <w:keepNext w:val="on"/>
+      <w:keepLines w:val="on"/>
+      <w:spacing w:before="80" w:beforeAutospacing="0" w:after="40" w:afterAutospacing="0"/>
     </w:pPr>
     <w:rPr>
-      <w:rFonts w:eastAsiaTheme="majorEastAsia" w:cstheme="majorBidi"/>
+      <w:rFonts w:cstheme="majorBidi" w:eastAsiaTheme="majorEastAsia"/>
       <w:i/>
       <w:iCs/>
-      <w:color w:val="0F4761" w:themeColor="accent1" w:themeShade="BF"/>
+      <w:color w:val="104760" w:themeColor="accent1" w:themeShade="bf"/>
     </w:rPr>
   </w:style>
   <w:style w:type="paragraph" w:styleId="Heading5">
-    <w:name w:val="heading 5"/>
+    <w:name w:val="Heading 5"/>
     <w:basedOn w:val="Normal"/>
     <w:next w:val="Normal"/>
     <w:link w:val="Heading5Char"/>
     <w:uiPriority w:val="9"/>
-    <w:semiHidden/>
-    <w:unhideWhenUsed/>
-    <w:qFormat/>
-    <w:rsid w:val="00C15EF1"/>
+    <w:semiHidden w:val="on"/>
+    <w:unhideWhenUsed w:val="on"/>
+    <w:qFormat w:val="on"/>
     <w:pPr>
-      <w:keepNext/>
-      <w:keepLines/>
-      <w:spacing w:before="80" w:after="40"/>
-      <w:outlineLvl w:val="4"/>
+      <w:keepNext w:val="on"/>
+      <w:keepLines w:val="on"/>
+      <w:spacing w:before="80" w:beforeAutospacing="0" w:after="40" w:afterAutospacing="0"/>
     </w:pPr>
     <w:rPr>
-      <w:rFonts w:eastAsiaTheme="majorEastAsia" w:cstheme="majorBidi"/>
-      <w:color w:val="0F4761" w:themeColor="accent1" w:themeShade="BF"/>
+      <w:rFonts w:cstheme="majorBidi" w:eastAsiaTheme="majorEastAsia"/>
+      <w:color w:val="104760" w:themeColor="accent1" w:themeShade="bf"/>
     </w:rPr>
   </w:style>
   <w:style w:type="paragraph" w:styleId="Heading6">
-    <w:name w:val="heading 6"/>
+    <w:name w:val="Heading 6"/>
     <w:basedOn w:val="Normal"/>
     <w:next w:val="Normal"/>
     <w:link w:val="Heading6Char"/>
     <w:uiPriority w:val="9"/>
-    <w:semiHidden/>
-    <w:unhideWhenUsed/>
-    <w:qFormat/>
-    <w:rsid w:val="00C15EF1"/>
+    <w:semiHidden w:val="on"/>
+    <w:unhideWhenUsed w:val="on"/>
+    <w:qFormat w:val="on"/>
     <w:pPr>
-      <w:keepNext/>
-      <w:keepLines/>
-      <w:spacing w:before="40" w:after="0"/>
-      <w:outlineLvl w:val="5"/>
+      <w:keepNext w:val="on"/>
+      <w:keepLines w:val="on"/>
+      <w:spacing w:before="40" w:beforeAutospacing="0" w:after="0" w:afterAutospacing="0"/>
     </w:pPr>
     <w:rPr>
-      <w:rFonts w:eastAsiaTheme="majorEastAsia" w:cstheme="majorBidi"/>
+      <w:rFonts w:cstheme="majorBidi" w:eastAsiaTheme="majorEastAsia"/>
       <w:i/>
       <w:iCs/>
-      <w:color w:val="595959" w:themeColor="text1" w:themeTint="A6"/>
+      <w:color w:val="595959" w:themeColor="text1" w:themeTint="a6"/>
     </w:rPr>
   </w:style>
   <w:style w:type="paragraph" w:styleId="Heading7">
-    <w:name w:val="heading 7"/>
+    <w:name w:val="Heading 7"/>
     <w:basedOn w:val="Normal"/>
     <w:next w:val="Normal"/>
     <w:link w:val="Heading7Char"/>
     <w:uiPriority w:val="9"/>
-    <w:semiHidden/>
-    <w:unhideWhenUsed/>
-    <w:qFormat/>
-    <w:rsid w:val="00C15EF1"/>
+    <w:semiHidden w:val="on"/>
+    <w:unhideWhenUsed w:val="on"/>
+    <w:qFormat w:val="on"/>
     <w:pPr>
-      <w:keepNext/>
-      <w:keepLines/>
-      <w:spacing w:before="40" w:after="0"/>
-      <w:outlineLvl w:val="6"/>
+      <w:keepNext w:val="on"/>
+      <w:keepLines w:val="on"/>
+      <w:spacing w:before="40" w:beforeAutospacing="0" w:after="0" w:afterAutospacing="0"/>
     </w:pPr>
     <w:rPr>
-      <w:rFonts w:eastAsiaTheme="majorEastAsia" w:cstheme="majorBidi"/>
-      <w:color w:val="595959" w:themeColor="text1" w:themeTint="A6"/>
+      <w:rFonts w:cstheme="majorBidi" w:eastAsiaTheme="majorEastAsia"/>
+      <w:color w:val="595959" w:themeColor="text1" w:themeTint="a6"/>
     </w:rPr>
   </w:style>
   <w:style w:type="paragraph" w:styleId="Heading8">
-    <w:name w:val="heading 8"/>
+    <w:name w:val="Heading 8"/>
     <w:basedOn w:val="Normal"/>
     <w:next w:val="Normal"/>
     <w:link w:val="Heading8Char"/>
     <w:uiPriority w:val="9"/>
-    <w:semiHidden/>
-    <w:unhideWhenUsed/>
-    <w:qFormat/>
-    <w:rsid w:val="00C15EF1"/>
+    <w:semiHidden w:val="on"/>
+    <w:unhideWhenUsed w:val="on"/>
+    <w:qFormat w:val="on"/>
     <w:pPr>
-      <w:keepNext/>
-      <w:keepLines/>
-      <w:spacing w:after="0"/>
-      <w:outlineLvl w:val="7"/>
+      <w:keepNext w:val="on"/>
+      <w:keepLines w:val="on"/>
+      <w:spacing w:beforeAutospacing="0" w:after="0" w:afterAutospacing="0"/>
     </w:pPr>
     <w:rPr>
-      <w:rFonts w:eastAsiaTheme="majorEastAsia" w:cstheme="majorBidi"/>
+      <w:rFonts w:cstheme="majorBidi" w:eastAsiaTheme="majorEastAsia"/>
       <w:i/>
       <w:iCs/>
-      <w:color w:val="272727" w:themeColor="text1" w:themeTint="D8"/>
+      <w:color w:val="272727" w:themeColor="text1" w:themeTint="d8"/>
     </w:rPr>
   </w:style>
   <w:style w:type="paragraph" w:styleId="Heading9">
-    <w:name w:val="heading 9"/>
+    <w:name w:val="Heading 9"/>
     <w:basedOn w:val="Normal"/>
     <w:next w:val="Normal"/>
     <w:link w:val="Heading9Char"/>
     <w:uiPriority w:val="9"/>
-    <w:semiHidden/>
-    <w:unhideWhenUsed/>
-    <w:qFormat/>
-    <w:rsid w:val="00C15EF1"/>
+    <w:semiHidden w:val="on"/>
+    <w:unhideWhenUsed w:val="on"/>
+    <w:qFormat w:val="on"/>
     <w:pPr>
-      <w:keepNext/>
-      <w:keepLines/>
-      <w:spacing w:after="0"/>
-      <w:outlineLvl w:val="8"/>
+      <w:keepNext w:val="on"/>
+      <w:keepLines w:val="on"/>
+      <w:spacing w:beforeAutospacing="0" w:after="0" w:afterAutospacing="0"/>
     </w:pPr>
     <w:rPr>
-      <w:rFonts w:eastAsiaTheme="majorEastAsia" w:cstheme="majorBidi"/>
-      <w:color w:val="272727" w:themeColor="text1" w:themeTint="D8"/>
+      <w:rFonts w:cstheme="majorBidi" w:eastAsiaTheme="majorEastAsia"/>
+      <w:color w:val="272727" w:themeColor="text1" w:themeTint="d8"/>
     </w:rPr>
   </w:style>
   <w:style w:type="character" w:default="1" w:styleId="DefaultParagraphFont">
     <w:name w:val="Default Paragraph Font"/>
     <w:uiPriority w:val="1"/>
-    <w:semiHidden/>
-    <w:unhideWhenUsed/>
-  </w:style>
-  <w:style w:type="table" w:default="1" w:styleId="TableNormal">
+    <w:semiHidden w:val="on"/>
+    <w:unhideWhenUsed w:val="on"/>
+  </w:style>
+  <w:style w:type="table" w:default="1" w:styleId="NormalTable">
     <w:name w:val="Normal Table"/>
     <w:uiPriority w:val="99"/>
-    <w:semiHidden/>
-    <w:unhideWhenUsed/>
+    <w:semiHidden w:val="on"/>
+    <w:unhideWhenUsed w:val="on"/>
     <w:tblPr>
       <w:tblInd w:w="0" w:type="dxa"/>
       <w:tblCellMar>
@@ -2486,18 +2348,17 @@
   <w:style w:type="numbering" w:default="1" w:styleId="NoList">
     <w:name w:val="No List"/>
     <w:uiPriority w:val="99"/>
-    <w:semiHidden/>
-    <w:unhideWhenUsed/>
+    <w:semiHidden w:val="on"/>
+    <w:unhideWhenUsed w:val="on"/>
   </w:style>
   <w:style w:type="character" w:customStyle="1" w:styleId="Heading1Char">
     <w:name w:val="Heading 1 Char"/>
     <w:basedOn w:val="DefaultParagraphFont"/>
     <w:link w:val="Heading1"/>
     <w:uiPriority w:val="9"/>
-    <w:rsid w:val="00C15EF1"/>
-    <w:rPr>
-      <w:rFonts w:asciiTheme="majorHAnsi" w:eastAsiaTheme="majorEastAsia" w:hAnsiTheme="majorHAnsi" w:cstheme="majorBidi"/>
-      <w:color w:val="0F4761" w:themeColor="accent1" w:themeShade="BF"/>
+    <w:rPr>
+      <w:rFonts w:asciiTheme="majorHAnsi" w:cstheme="majorBidi" w:eastAsiaTheme="majorEastAsia" w:hAnsiTheme="majorHAnsi"/>
+      <w:color w:val="104760" w:themeColor="accent1" w:themeShade="bf"/>
       <w:sz w:val="40"/>
       <w:szCs w:val="50"/>
     </w:rPr>
@@ -2507,11 +2368,10 @@
     <w:basedOn w:val="DefaultParagraphFont"/>
     <w:link w:val="Heading2"/>
     <w:uiPriority w:val="9"/>
-    <w:semiHidden/>
-    <w:rsid w:val="00C15EF1"/>
-    <w:rPr>
-      <w:rFonts w:asciiTheme="majorHAnsi" w:eastAsiaTheme="majorEastAsia" w:hAnsiTheme="majorHAnsi" w:cstheme="majorBidi"/>
-      <w:color w:val="0F4761" w:themeColor="accent1" w:themeShade="BF"/>
+    <w:semiHidden w:val="on"/>
+    <w:rPr>
+      <w:rFonts w:asciiTheme="majorHAnsi" w:cstheme="majorBidi" w:eastAsiaTheme="majorEastAsia" w:hAnsiTheme="majorHAnsi"/>
+      <w:color w:val="104760" w:themeColor="accent1" w:themeShade="bf"/>
       <w:sz w:val="32"/>
       <w:szCs w:val="40"/>
     </w:rPr>
@@ -2521,11 +2381,10 @@
     <w:basedOn w:val="DefaultParagraphFont"/>
     <w:link w:val="Heading3"/>
     <w:uiPriority w:val="9"/>
-    <w:semiHidden/>
-    <w:rsid w:val="00C15EF1"/>
-    <w:rPr>
-      <w:rFonts w:eastAsiaTheme="majorEastAsia" w:cstheme="majorBidi"/>
-      <w:color w:val="0F4761" w:themeColor="accent1" w:themeShade="BF"/>
+    <w:semiHidden w:val="on"/>
+    <w:rPr>
+      <w:rFonts w:cstheme="majorBidi" w:eastAsiaTheme="majorEastAsia"/>
+      <w:color w:val="104760" w:themeColor="accent1" w:themeShade="bf"/>
       <w:sz w:val="28"/>
       <w:szCs w:val="35"/>
     </w:rPr>
@@ -2535,13 +2394,12 @@
     <w:basedOn w:val="DefaultParagraphFont"/>
     <w:link w:val="Heading4"/>
     <w:uiPriority w:val="9"/>
-    <w:semiHidden/>
-    <w:rsid w:val="00C15EF1"/>
-    <w:rPr>
-      <w:rFonts w:eastAsiaTheme="majorEastAsia" w:cstheme="majorBidi"/>
+    <w:semiHidden w:val="on"/>
+    <w:rPr>
+      <w:rFonts w:cstheme="majorBidi" w:eastAsiaTheme="majorEastAsia"/>
       <w:i/>
       <w:iCs/>
-      <w:color w:val="0F4761" w:themeColor="accent1" w:themeShade="BF"/>
+      <w:color w:val="104760" w:themeColor="accent1" w:themeShade="bf"/>
     </w:rPr>
   </w:style>
   <w:style w:type="character" w:customStyle="1" w:styleId="Heading5Char">
@@ -2549,11 +2407,10 @@
     <w:basedOn w:val="DefaultParagraphFont"/>
     <w:link w:val="Heading5"/>
     <w:uiPriority w:val="9"/>
-    <w:semiHidden/>
-    <w:rsid w:val="00C15EF1"/>
-    <w:rPr>
-      <w:rFonts w:eastAsiaTheme="majorEastAsia" w:cstheme="majorBidi"/>
-      <w:color w:val="0F4761" w:themeColor="accent1" w:themeShade="BF"/>
+    <w:semiHidden w:val="on"/>
+    <w:rPr>
+      <w:rFonts w:cstheme="majorBidi" w:eastAsiaTheme="majorEastAsia"/>
+      <w:color w:val="104760" w:themeColor="accent1" w:themeShade="bf"/>
     </w:rPr>
   </w:style>
   <w:style w:type="character" w:customStyle="1" w:styleId="Heading6Char">
@@ -2561,13 +2418,12 @@
     <w:basedOn w:val="DefaultParagraphFont"/>
     <w:link w:val="Heading6"/>
     <w:uiPriority w:val="9"/>
-    <w:semiHidden/>
-    <w:rsid w:val="00C15EF1"/>
-    <w:rPr>
-      <w:rFonts w:eastAsiaTheme="majorEastAsia" w:cstheme="majorBidi"/>
+    <w:semiHidden w:val="on"/>
+    <w:rPr>
+      <w:rFonts w:cstheme="majorBidi" w:eastAsiaTheme="majorEastAsia"/>
       <w:i/>
       <w:iCs/>
-      <w:color w:val="595959" w:themeColor="text1" w:themeTint="A6"/>
+      <w:color w:val="595959" w:themeColor="text1" w:themeTint="a6"/>
     </w:rPr>
   </w:style>
   <w:style w:type="character" w:customStyle="1" w:styleId="Heading7Char">
@@ -2575,11 +2431,10 @@
     <w:basedOn w:val="DefaultParagraphFont"/>
     <w:link w:val="Heading7"/>
     <w:uiPriority w:val="9"/>
-    <w:semiHidden/>
-    <w:rsid w:val="00C15EF1"/>
-    <w:rPr>
-      <w:rFonts w:eastAsiaTheme="majorEastAsia" w:cstheme="majorBidi"/>
-      <w:color w:val="595959" w:themeColor="text1" w:themeTint="A6"/>
+    <w:semiHidden w:val="on"/>
+    <w:rPr>
+      <w:rFonts w:cstheme="majorBidi" w:eastAsiaTheme="majorEastAsia"/>
+      <w:color w:val="595959" w:themeColor="text1" w:themeTint="a6"/>
     </w:rPr>
   </w:style>
   <w:style w:type="character" w:customStyle="1" w:styleId="Heading8Char">
@@ -2587,13 +2442,12 @@
     <w:basedOn w:val="DefaultParagraphFont"/>
     <w:link w:val="Heading8"/>
     <w:uiPriority w:val="9"/>
-    <w:semiHidden/>
-    <w:rsid w:val="00C15EF1"/>
-    <w:rPr>
-      <w:rFonts w:eastAsiaTheme="majorEastAsia" w:cstheme="majorBidi"/>
+    <w:semiHidden w:val="on"/>
+    <w:rPr>
+      <w:rFonts w:cstheme="majorBidi" w:eastAsiaTheme="majorEastAsia"/>
       <w:i/>
       <w:iCs/>
-      <w:color w:val="272727" w:themeColor="text1" w:themeTint="D8"/>
+      <w:color w:val="272727" w:themeColor="text1" w:themeTint="d8"/>
     </w:rPr>
   </w:style>
   <w:style w:type="character" w:customStyle="1" w:styleId="Heading9Char">
@@ -2601,11 +2455,10 @@
     <w:basedOn w:val="DefaultParagraphFont"/>
     <w:link w:val="Heading9"/>
     <w:uiPriority w:val="9"/>
-    <w:semiHidden/>
-    <w:rsid w:val="00C15EF1"/>
-    <w:rPr>
-      <w:rFonts w:eastAsiaTheme="majorEastAsia" w:cstheme="majorBidi"/>
-      <w:color w:val="272727" w:themeColor="text1" w:themeTint="D8"/>
+    <w:semiHidden w:val="on"/>
+    <w:rPr>
+      <w:rFonts w:cstheme="majorBidi" w:eastAsiaTheme="majorEastAsia"/>
+      <w:color w:val="272727" w:themeColor="text1" w:themeTint="d8"/>
     </w:rPr>
   </w:style>
   <w:style w:type="paragraph" w:styleId="Title">
@@ -2614,16 +2467,14 @@
     <w:next w:val="Normal"/>
     <w:link w:val="TitleChar"/>
     <w:uiPriority w:val="10"/>
-    <w:qFormat/>
-    <w:rsid w:val="00C15EF1"/>
+    <w:qFormat w:val="on"/>
     <w:pPr>
-      <w:spacing w:after="80" w:line="240" w:lineRule="auto"/>
-      <w:contextualSpacing/>
+      <w:spacing w:beforeAutospacing="0" w:after="80" w:afterAutospacing="0" w:line="240" w:lineRule="auto"/>
+      <w:contextualSpacing w:val="on"/>
     </w:pPr>
     <w:rPr>
-      <w:rFonts w:asciiTheme="majorHAnsi" w:eastAsiaTheme="majorEastAsia" w:hAnsiTheme="majorHAnsi" w:cstheme="majorBidi"/>
+      <w:rFonts w:asciiTheme="majorHAnsi" w:cstheme="majorBidi" w:eastAsiaTheme="majorEastAsia" w:hAnsiTheme="majorHAnsi"/>
       <w:spacing w:val="-10"/>
-      <w:kern w:val="28"/>
       <w:sz w:val="56"/>
       <w:szCs w:val="71"/>
     </w:rPr>
@@ -2633,11 +2484,9 @@
     <w:basedOn w:val="DefaultParagraphFont"/>
     <w:link w:val="Title"/>
     <w:uiPriority w:val="10"/>
-    <w:rsid w:val="00C15EF1"/>
-    <w:rPr>
-      <w:rFonts w:asciiTheme="majorHAnsi" w:eastAsiaTheme="majorEastAsia" w:hAnsiTheme="majorHAnsi" w:cstheme="majorBidi"/>
+    <w:rPr>
+      <w:rFonts w:asciiTheme="majorHAnsi" w:cstheme="majorBidi" w:eastAsiaTheme="majorEastAsia" w:hAnsiTheme="majorHAnsi"/>
       <w:spacing w:val="-10"/>
-      <w:kern w:val="28"/>
       <w:sz w:val="56"/>
       <w:szCs w:val="71"/>
     </w:rPr>
@@ -2648,16 +2497,11 @@
     <w:next w:val="Normal"/>
     <w:link w:val="SubtitleChar"/>
     <w:uiPriority w:val="11"/>
-    <w:qFormat/>
-    <w:rsid w:val="00C15EF1"/>
-    <w:pPr>
-      <w:numPr>
-        <w:ilvl w:val="1"/>
-      </w:numPr>
-    </w:pPr>
-    <w:rPr>
-      <w:rFonts w:eastAsiaTheme="majorEastAsia" w:cstheme="majorBidi"/>
-      <w:color w:val="595959" w:themeColor="text1" w:themeTint="A6"/>
+    <w:qFormat w:val="on"/>
+    <w:pPr/>
+    <w:rPr>
+      <w:rFonts w:cstheme="majorBidi" w:eastAsiaTheme="majorEastAsia"/>
+      <w:color w:val="595959" w:themeColor="text1" w:themeTint="a6"/>
       <w:spacing w:val="15"/>
       <w:sz w:val="28"/>
       <w:szCs w:val="35"/>
@@ -2668,10 +2512,9 @@
     <w:basedOn w:val="DefaultParagraphFont"/>
     <w:link w:val="Subtitle"/>
     <w:uiPriority w:val="11"/>
-    <w:rsid w:val="00C15EF1"/>
-    <w:rPr>
-      <w:rFonts w:eastAsiaTheme="majorEastAsia" w:cstheme="majorBidi"/>
-      <w:color w:val="595959" w:themeColor="text1" w:themeTint="A6"/>
+    <w:rPr>
+      <w:rFonts w:cstheme="majorBidi" w:eastAsiaTheme="majorEastAsia"/>
+      <w:color w:val="595959" w:themeColor="text1" w:themeTint="a6"/>
       <w:spacing w:val="15"/>
       <w:sz w:val="28"/>
       <w:szCs w:val="35"/>
@@ -2683,16 +2526,15 @@
     <w:next w:val="Normal"/>
     <w:link w:val="QuoteChar"/>
     <w:uiPriority w:val="29"/>
-    <w:qFormat/>
-    <w:rsid w:val="00C15EF1"/>
+    <w:qFormat w:val="on"/>
     <w:pPr>
-      <w:spacing w:before="160"/>
+      <w:spacing w:before="160" w:beforeAutospacing="0" w:afterAutospacing="0"/>
       <w:jc w:val="center"/>
     </w:pPr>
     <w:rPr>
       <w:i/>
       <w:iCs/>
-      <w:color w:val="404040" w:themeColor="text1" w:themeTint="BF"/>
+      <w:color w:val="404040" w:themeColor="text1" w:themeTint="bf"/>
     </w:rPr>
   </w:style>
   <w:style w:type="character" w:customStyle="1" w:styleId="QuoteChar">
@@ -2700,34 +2542,31 @@
     <w:basedOn w:val="DefaultParagraphFont"/>
     <w:link w:val="Quote"/>
     <w:uiPriority w:val="29"/>
-    <w:rsid w:val="00C15EF1"/>
     <w:rPr>
       <w:i/>
       <w:iCs/>
-      <w:color w:val="404040" w:themeColor="text1" w:themeTint="BF"/>
+      <w:color w:val="404040" w:themeColor="text1" w:themeTint="bf"/>
     </w:rPr>
   </w:style>
   <w:style w:type="paragraph" w:styleId="ListParagraph">
     <w:name w:val="List Paragraph"/>
     <w:basedOn w:val="Normal"/>
     <w:uiPriority w:val="34"/>
-    <w:qFormat/>
-    <w:rsid w:val="00C15EF1"/>
+    <w:qFormat w:val="on"/>
     <w:pPr>
       <w:ind w:left="720"/>
-      <w:contextualSpacing/>
+      <w:contextualSpacing w:val="on"/>
     </w:pPr>
   </w:style>
   <w:style w:type="character" w:styleId="IntenseEmphasis">
     <w:name w:val="Intense Emphasis"/>
     <w:basedOn w:val="DefaultParagraphFont"/>
     <w:uiPriority w:val="21"/>
-    <w:qFormat/>
-    <w:rsid w:val="00C15EF1"/>
+    <w:qFormat w:val="on"/>
     <w:rPr>
       <w:i/>
       <w:iCs/>
-      <w:color w:val="0F4761" w:themeColor="accent1" w:themeShade="BF"/>
+      <w:color w:val="104760" w:themeColor="accent1" w:themeShade="bf"/>
     </w:rPr>
   </w:style>
   <w:style w:type="paragraph" w:styleId="IntenseQuote">
@@ -2736,21 +2575,20 @@
     <w:next w:val="Normal"/>
     <w:link w:val="IntenseQuoteChar"/>
     <w:uiPriority w:val="30"/>
-    <w:qFormat/>
-    <w:rsid w:val="00C15EF1"/>
+    <w:qFormat w:val="on"/>
     <w:pPr>
       <w:pBdr>
-        <w:top w:val="single" w:sz="4" w:space="10" w:color="0F4761" w:themeColor="accent1" w:themeShade="BF"/>
-        <w:bottom w:val="single" w:sz="4" w:space="10" w:color="0F4761" w:themeColor="accent1" w:themeShade="BF"/>
+        <w:top w:val="single" w:color="104760" w:themeColor="accent1" w:themeShade="bf" w:sz="4" w:space="10"/>
+        <w:bottom w:val="single" w:color="104760" w:themeColor="accent1" w:themeShade="bf" w:sz="4" w:space="10"/>
       </w:pBdr>
-      <w:spacing w:before="360" w:after="360"/>
+      <w:spacing w:before="360" w:beforeAutospacing="0" w:after="360" w:afterAutospacing="0"/>
       <w:ind w:left="864" w:right="864"/>
       <w:jc w:val="center"/>
     </w:pPr>
     <w:rPr>
       <w:i/>
       <w:iCs/>
-      <w:color w:val="0F4761" w:themeColor="accent1" w:themeShade="BF"/>
+      <w:color w:val="104760" w:themeColor="accent1" w:themeShade="bf"/>
     </w:rPr>
   </w:style>
   <w:style w:type="character" w:customStyle="1" w:styleId="IntenseQuoteChar">
@@ -2758,43 +2596,40 @@
     <w:basedOn w:val="DefaultParagraphFont"/>
     <w:link w:val="IntenseQuote"/>
     <w:uiPriority w:val="30"/>
-    <w:rsid w:val="00C15EF1"/>
     <w:rPr>
       <w:i/>
       <w:iCs/>
-      <w:color w:val="0F4761" w:themeColor="accent1" w:themeShade="BF"/>
+      <w:color w:val="104760" w:themeColor="accent1" w:themeShade="bf"/>
     </w:rPr>
   </w:style>
   <w:style w:type="character" w:styleId="IntenseReference">
     <w:name w:val="Intense Reference"/>
     <w:basedOn w:val="DefaultParagraphFont"/>
     <w:uiPriority w:val="32"/>
-    <w:qFormat/>
-    <w:rsid w:val="00C15EF1"/>
+    <w:qFormat w:val="on"/>
     <w:rPr>
       <w:b/>
       <w:bCs/>
       <w:smallCaps/>
-      <w:color w:val="0F4761" w:themeColor="accent1" w:themeShade="BF"/>
+      <w:color w:val="104760" w:themeColor="accent1" w:themeShade="bf"/>
       <w:spacing w:val="5"/>
     </w:rPr>
   </w:style>
   <w:style w:type="table" w:styleId="TableGrid">
     <w:name w:val="Table Grid"/>
-    <w:basedOn w:val="TableNormal"/>
+    <w:basedOn w:val="NormalTable"/>
     <w:uiPriority w:val="39"/>
-    <w:rsid w:val="00E8207A"/>
     <w:pPr>
-      <w:spacing w:after="0" w:line="240" w:lineRule="auto"/>
+      <w:spacing w:beforeAutospacing="0" w:after="0" w:afterAutospacing="0" w:line="240" w:lineRule="auto"/>
     </w:pPr>
     <w:tblPr>
       <w:tblBorders>
-        <w:top w:val="single" w:sz="4" w:space="0" w:color="auto"/>
-        <w:left w:val="single" w:sz="4" w:space="0" w:color="auto"/>
-        <w:bottom w:val="single" w:sz="4" w:space="0" w:color="auto"/>
-        <w:right w:val="single" w:sz="4" w:space="0" w:color="auto"/>
-        <w:insideH w:val="single" w:sz="4" w:space="0" w:color="auto"/>
-        <w:insideV w:val="single" w:sz="4" w:space="0" w:color="auto"/>
+        <w:top w:val="single" w:color="auto" w:sz="4" w:space="0"/>
+        <w:left w:val="single" w:color="auto" w:sz="4" w:space="0"/>
+        <w:bottom w:val="single" w:color="auto" w:sz="4" w:space="0"/>
+        <w:right w:val="single" w:color="auto" w:sz="4" w:space="0"/>
+        <w:insideH w:val="single" w:color="auto" w:sz="4" w:space="0"/>
+        <w:insideV w:val="single" w:color="auto" w:sz="4" w:space="0"/>
       </w:tblBorders>
     </w:tblPr>
   </w:style>
@@ -2847,105 +2682,101 @@
         <a:latin typeface="Aptos Display" panose="02110004020202020204"/>
         <a:ea typeface=""/>
         <a:cs typeface=""/>
-        <a:font script="Jpan" typeface="游ゴシック Light"/>
+        <a:font script="Arab" typeface="Times New Roman"/>
+        <a:font script="Armn" typeface="Arial"/>
+        <a:font script="Beng" typeface="Vrinda"/>
+        <a:font script="Bopo" typeface="Microsoft JhengHei"/>
+        <a:font script="Cher" typeface="Plantagenet Cherokee"/>
+        <a:font script="Deva" typeface="Mangal"/>
+        <a:font script="Ethi" typeface="Nyala"/>
+        <a:font script="Geor" typeface="Sylfaen"/>
+        <a:font script="Gujr" typeface="Shruti"/>
+        <a:font script="Guru" typeface="Raavi"/>
         <a:font script="Hang" typeface="맑은 고딕"/>
+        <a:font script="Hebr" typeface="Times New Roman"/>
+        <a:font script="Knda" typeface="Tunga"/>
+        <a:font script="Khmr" typeface="MoolBoran"/>
+        <a:font script="Laoo" typeface="DokChampa"/>
+        <a:font script="Mlym" typeface="Kartika"/>
+        <a:font script="Mong" typeface="Mongolian Baiti"/>
+        <a:font script="Mymr" typeface="Myanmar Text"/>
+        <a:font script="Orya" typeface="Kalinga"/>
+        <a:font script="Sinh" typeface="Iskoola Pota"/>
+        <a:font script="Syrc" typeface="Estrangelo Edessa"/>
+        <a:font script="Taml" typeface="Latha"/>
+        <a:font script="Telu" typeface="Gautami"/>
+        <a:font script="Thaa" typeface="MV Boli"/>
+        <a:font script="Thai" typeface="Angsana New"/>
+        <a:font script="Tibt" typeface="Microsoft Himalaya"/>
+        <a:font script="Cans" typeface="Euphemia"/>
+        <a:font script="Yiii" typeface="Microsoft Yi Baiti"/>
+        <a:font script="Osma" typeface="Ebrima"/>
+        <a:font script="Tale" typeface="Microsoft Tai Le"/>
+        <a:font script="Bugi" typeface="Leelawadee UI"/>
+        <a:font script="Talu" typeface="Microsoft New Tai Lue"/>
+        <a:font script="Tfng" typeface="Ebrima"/>
         <a:font script="Hans" typeface="等线 Light"/>
         <a:font script="Hant" typeface="新細明體"/>
-        <a:font script="Arab" typeface="Times New Roman"/>
-        <a:font script="Hebr" typeface="Times New Roman"/>
-        <a:font script="Thai" typeface="Angsana New"/>
-        <a:font script="Ethi" typeface="Nyala"/>
-        <a:font script="Beng" typeface="Vrinda"/>
-        <a:font script="Gujr" typeface="Shruti"/>
-        <a:font script="Khmr" typeface="MoolBoran"/>
-        <a:font script="Knda" typeface="Tunga"/>
-        <a:font script="Guru" typeface="Raavi"/>
-        <a:font script="Cans" typeface="Euphemia"/>
-        <a:font script="Cher" typeface="Plantagenet Cherokee"/>
-        <a:font script="Yiii" typeface="Microsoft Yi Baiti"/>
-        <a:font script="Tibt" typeface="Microsoft Himalaya"/>
-        <a:font script="Thaa" typeface="MV Boli"/>
-        <a:font script="Deva" typeface="Mangal"/>
-        <a:font script="Telu" typeface="Gautami"/>
-        <a:font script="Taml" typeface="Latha"/>
-        <a:font script="Syrc" typeface="Estrangelo Edessa"/>
-        <a:font script="Orya" typeface="Kalinga"/>
-        <a:font script="Mlym" typeface="Kartika"/>
-        <a:font script="Laoo" typeface="DokChampa"/>
-        <a:font script="Sinh" typeface="Iskoola Pota"/>
-        <a:font script="Mong" typeface="Mongolian Baiti"/>
-        <a:font script="Viet" typeface="Times New Roman"/>
-        <a:font script="Uigh" typeface="Microsoft Uighur"/>
-        <a:font script="Geor" typeface="Sylfaen"/>
-        <a:font script="Armn" typeface="Arial"/>
-        <a:font script="Bugi" typeface="Leelawadee UI"/>
-        <a:font script="Bopo" typeface="Microsoft JhengHei"/>
         <a:font script="Java" typeface="Javanese Text"/>
+        <a:font script="Nkoo" typeface="Ebrima"/>
+        <a:font script="Phag" typeface="Phagspa"/>
+        <a:font script="Syre" typeface="Estrangelo Edessa"/>
+        <a:font script="Syrj" typeface="Estrangelo Edessa"/>
+        <a:font script="Syrn" typeface="Estrangelo Edessa"/>
+        <a:font script="Jpan" typeface="游ゴシック Light"/>
+        <a:font script="Olck" typeface="Nirmala UI"/>
         <a:font script="Lisu" typeface="Segoe UI"/>
-        <a:font script="Mymr" typeface="Myanmar Text"/>
-        <a:font script="Nkoo" typeface="Ebrima"/>
-        <a:font script="Olck" typeface="Nirmala UI"/>
-        <a:font script="Osma" typeface="Ebrima"/>
-        <a:font script="Phag" typeface="Phagspa"/>
-        <a:font script="Syrn" typeface="Estrangelo Edessa"/>
-        <a:font script="Syrj" typeface="Estrangelo Edessa"/>
-        <a:font script="Syre" typeface="Estrangelo Edessa"/>
         <a:font script="Sora" typeface="Nirmala UI"/>
-        <a:font script="Tale" typeface="Microsoft Tai Le"/>
-        <a:font script="Talu" typeface="Microsoft New Tai Lue"/>
-        <a:font script="Tfng" typeface="Ebrima"/>
       </a:majorFont>
       <a:minorFont>
         <a:latin typeface="Aptos" panose="02110004020202020204"/>
         <a:ea typeface=""/>
         <a:cs typeface=""/>
-        <a:font script="Jpan" typeface="游ゴシック"/>
+        <a:font script="Arab" typeface="Arial"/>
+        <a:font script="Armn" typeface="Arial"/>
+        <a:font script="Beng" typeface="Vrinda"/>
+        <a:font script="Bopo" typeface="Microsoft JhengHei"/>
+        <a:font script="Cher" typeface="Plantagenet Cherokee"/>
+        <a:font script="Deva" typeface="Mangal"/>
+        <a:font script="Ethi" typeface="Nyala"/>
+        <a:font script="Geor" typeface="Sylfaen"/>
+        <a:font script="Gujr" typeface="Shruti"/>
+        <a:font script="Guru" typeface="Raavi"/>
         <a:font script="Hang" typeface="맑은 고딕"/>
+        <a:font script="Hebr" typeface="Arial"/>
+        <a:font script="Knda" typeface="Tunga"/>
+        <a:font script="Khmr" typeface="DaunPenh"/>
+        <a:font script="Laoo" typeface="DokChampa"/>
+        <a:font script="Mlym" typeface="Kartika"/>
+        <a:font script="Mong" typeface="Mongolian Baiti"/>
+        <a:font script="Mymr" typeface="Myanmar Text"/>
+        <a:font script="Orya" typeface="Kalinga"/>
+        <a:font script="Sinh" typeface="Iskoola Pota"/>
+        <a:font script="Syrc" typeface="Estrangelo Edessa"/>
+        <a:font script="Taml" typeface="Latha"/>
+        <a:font script="Telu" typeface="Gautami"/>
+        <a:font script="Thaa" typeface="MV Boli"/>
+        <a:font script="Thai" typeface="Cordia New"/>
+        <a:font script="Tibt" typeface="Microsoft Himalaya"/>
+        <a:font script="Cans" typeface="Euphemia"/>
+        <a:font script="Yiii" typeface="Microsoft Yi Baiti"/>
+        <a:font script="Osma" typeface="Ebrima"/>
+        <a:font script="Tale" typeface="Microsoft Tai Le"/>
+        <a:font script="Bugi" typeface="Leelawadee UI"/>
+        <a:font script="Talu" typeface="Microsoft New Tai Lue"/>
+        <a:font script="Tfng" typeface="Ebrima"/>
         <a:font script="Hans" typeface="等线"/>
         <a:font script="Hant" typeface="新細明體"/>
-        <a:font script="Arab" typeface="Arial"/>
-        <a:font script="Hebr" typeface="Arial"/>
-        <a:font script="Thai" typeface="Cordia New"/>
-        <a:font script="Ethi" typeface="Nyala"/>
-        <a:font script="Beng" typeface="Vrinda"/>
-        <a:font script="Gujr" typeface="Shruti"/>
-        <a:font script="Khmr" typeface="DaunPenh"/>
-        <a:font script="Knda" typeface="Tunga"/>
-        <a:font script="Guru" typeface="Raavi"/>
-        <a:font script="Cans" typeface="Euphemia"/>
-        <a:font script="Cher" typeface="Plantagenet Cherokee"/>
-        <a:font script="Yiii" typeface="Microsoft Yi Baiti"/>
-        <a:font script="Tibt" typeface="Microsoft Himalaya"/>
-        <a:font script="Thaa" typeface="MV Boli"/>
-        <a:font script="Deva" typeface="Mangal"/>
-        <a:font script="Telu" typeface="Gautami"/>
-        <a:font script="Taml" typeface="Latha"/>
-        <a:font script="Syrc" typeface="Estrangelo Edessa"/>
-        <a:font script="Orya" typeface="Kalinga"/>
-        <a:font script="Mlym" typeface="Kartika"/>
-        <a:font script="Laoo" typeface="DokChampa"/>
-        <a:font script="Sinh" typeface="Iskoola Pota"/>
-        <a:font script="Mong" typeface="Mongolian Baiti"/>
-        <a:font script="Viet" typeface="Arial"/>
-        <a:font script="Uigh" typeface="Microsoft Uighur"/>
-        <a:font script="Geor" typeface="Sylfaen"/>
-        <a:font script="Armn" typeface="Arial"/>
-        <a:font script="Bugi" typeface="Leelawadee UI"/>
-        <a:font script="Bopo" typeface="Microsoft JhengHei"/>
         <a:font script="Java" typeface="Javanese Text"/>
+        <a:font script="Nkoo" typeface="Ebrima"/>
+        <a:font script="Phag" typeface="Phagspa"/>
+        <a:font script="Syre" typeface="Estrangelo Edessa"/>
+        <a:font script="Syrj" typeface="Estrangelo Edessa"/>
+        <a:font script="Syrn" typeface="Estrangelo Edessa"/>
+        <a:font script="Jpan" typeface="游ゴシック"/>
+        <a:font script="Olck" typeface="Nirmala UI"/>
         <a:font script="Lisu" typeface="Segoe UI"/>
-        <a:font script="Mymr" typeface="Myanmar Text"/>
-        <a:font script="Nkoo" typeface="Ebrima"/>
-        <a:font script="Olck" typeface="Nirmala UI"/>
-        <a:font script="Osma" typeface="Ebrima"/>
-        <a:font script="Phag" typeface="Phagspa"/>
-        <a:font script="Syrn" typeface="Estrangelo Edessa"/>
-        <a:font script="Syrj" typeface="Estrangelo Edessa"/>
-        <a:font script="Syre" typeface="Estrangelo Edessa"/>
         <a:font script="Sora" typeface="Nirmala UI"/>
-        <a:font script="Tale" typeface="Microsoft Tai Le"/>
-        <a:font script="Talu" typeface="Microsoft New Tai Lue"/>
-        <a:font script="Tfng" typeface="Ebrima"/>
       </a:minorFont>
     </a:fontScheme>
     <a:fmtScheme name="Office">
@@ -3088,10 +2919,5 @@
   </a:themeElements>
   <a:objectDefaults/>
   <a:extraClrSchemeLst/>
-  <a:extLst>
-    <a:ext uri="{05A4C25C-085E-4340-85A3-A5531E510DB2}">
-      <thm15:themeFamily xmlns:thm15="http://schemas.microsoft.com/office/thememl/2012/main" name="Office Theme" id="{62F939B6-93AF-4DB8-9C6B-D6C7DFDC589F}" vid="{4A3C46E8-61CC-4603-A589-7422A47A8E4A}"/>
-    </a:ext>
-  </a:extLst>
 </a:theme>
 </file>